--- a/public/assets/files/niestacjonarne/PAI.docx
+++ b/public/assets/files/niestacjonarne/PAI.docx
@@ -523,6 +523,7 @@
                 <w:i w:val="0"/>
                 <w:sz w:val="22"/>
               </w:rPr>
+              <w:t>I</w:t>
             </w:r>
           </w:p>
         </w:tc>
@@ -560,6 +561,7 @@
                 <w:i w:val="0"/>
                 <w:sz w:val="22"/>
               </w:rPr>
+              <w:t>obligatoryjny</w:t>
             </w:r>
           </w:p>
         </w:tc>

--- a/public/assets/files/niestacjonarne/PAI.docx
+++ b/public/assets/files/niestacjonarne/PAI.docx
@@ -681,12 +681,22 @@
         <w:tblW w:w="5000" w:type="pct"/>
       </w:tblPr>
       <w:tblGrid>
-        <w:gridCol w:w="9972"/>
+        <w:gridCol w:w="997"/>
+        <w:gridCol w:w="997"/>
+        <w:gridCol w:w="997"/>
+        <w:gridCol w:w="997"/>
+        <w:gridCol w:w="997"/>
+        <w:gridCol w:w="997"/>
+        <w:gridCol w:w="997"/>
+        <w:gridCol w:w="997"/>
+        <w:gridCol w:w="997"/>
+        <w:gridCol w:w="997"/>
       </w:tblGrid>
       <w:tr>
         <w:tc>
           <w:tcPr>
-            <w:tcW w:type="dxa" w:w="9972"/>
+            <w:tcW w:type="dxa" w:w="9970"/>
+            <w:gridSpan w:val="10"/>
             <w:shd w:val="clear" w:color="auto" w:fill="D9D9D9"/>
           </w:tcPr>
           <w:p>
@@ -705,31 +715,34 @@
           </w:p>
         </w:tc>
       </w:tr>
-    </w:tbl>
-    <w:tbl>
-      <w:tblPr>
-        <w:tblW w:type="auto" w:w="0"/>
-        <w:tblLook w:firstColumn="1" w:firstRow="1" w:lastColumn="0" w:lastRow="0" w:noHBand="0" w:noVBand="1" w:val="04A0"/>
-        <w:tblBorders>
-          <w:top w:val="single" w:sz="4" w:space="0" w:color="000000"/>
-          <w:left w:val="single" w:sz="4" w:space="0" w:color="000000"/>
-          <w:bottom w:val="single" w:sz="4" w:space="0" w:color="000000"/>
-          <w:right w:val="single" w:sz="4" w:space="0" w:color="000000"/>
-          <w:insideH w:val="single" w:sz="4" w:space="0" w:color="000000"/>
-          <w:insideV w:val="single" w:sz="4" w:space="0" w:color="000000"/>
-        </w:tblBorders>
-        <w:tblW w:w="5000" w:type="pct"/>
-      </w:tblPr>
-      <w:tblGrid>
-        <w:gridCol w:w="2493"/>
-        <w:gridCol w:w="2493"/>
-        <w:gridCol w:w="2493"/>
-        <w:gridCol w:w="2493"/>
-      </w:tblGrid>
       <w:tr>
         <w:tc>
           <w:tcPr>
-            <w:tcW w:type="dxa" w:w="2493"/>
+            <w:tcW w:type="dxa" w:w="9970"/>
+            <w:gridSpan w:val="10"/>
+            <w:shd w:val="clear" w:color="auto" w:fill="D9D9D9"/>
+          </w:tcPr>
+          <w:p>
+            <w:pPr>
+              <w:spacing w:before="20" w:after="20"/>
+            </w:pPr>
+            <w:r>
+              <w:rPr>
+                <w:rFonts w:ascii="Aptos" w:hAnsi="Aptos"/>
+                <w:b w:val="0"/>
+                <w:i w:val="0"/>
+                <w:sz w:val="16"/>
+              </w:rPr>
+              <w:t>Wymiar godzinowy (liczba godzin w semestrze)</w:t>
+            </w:r>
+          </w:p>
+        </w:tc>
+      </w:tr>
+      <w:tr>
+        <w:tc>
+          <w:tcPr>
+            <w:tcW w:type="dxa" w:w="1994"/>
+            <w:gridSpan w:val="2"/>
             <w:shd w:val="clear" w:color="auto" w:fill="D9D9D9"/>
           </w:tcPr>
           <w:p>
@@ -749,7 +762,8 @@
         </w:tc>
         <w:tc>
           <w:tcPr>
-            <w:tcW w:type="dxa" w:w="2493"/>
+            <w:tcW w:type="dxa" w:w="2991"/>
+            <w:gridSpan w:val="3"/>
             <w:shd w:val="clear" w:color="auto" w:fill="D9D9D9"/>
           </w:tcPr>
           <w:p>
@@ -769,7 +783,8 @@
         </w:tc>
         <w:tc>
           <w:tcPr>
-            <w:tcW w:type="dxa" w:w="2493"/>
+            <w:tcW w:type="dxa" w:w="2991"/>
+            <w:gridSpan w:val="3"/>
             <w:shd w:val="clear" w:color="auto" w:fill="D9D9D9"/>
           </w:tcPr>
           <w:p>
@@ -789,7 +804,8 @@
         </w:tc>
         <w:tc>
           <w:tcPr>
-            <w:tcW w:type="dxa" w:w="2493"/>
+            <w:tcW w:type="dxa" w:w="1994"/>
+            <w:gridSpan w:val="2"/>
             <w:shd w:val="clear" w:color="auto" w:fill="D9D9D9"/>
           </w:tcPr>
           <w:p>
@@ -811,7 +827,8 @@
       <w:tr>
         <w:tc>
           <w:tcPr>
-            <w:tcW w:type="dxa" w:w="2493"/>
+            <w:tcW w:type="dxa" w:w="1994"/>
+            <w:gridSpan w:val="2"/>
           </w:tcPr>
           <w:p>
             <w:pPr>
@@ -830,7 +847,8 @@
         </w:tc>
         <w:tc>
           <w:tcPr>
-            <w:tcW w:type="dxa" w:w="2493"/>
+            <w:tcW w:type="dxa" w:w="2991"/>
+            <w:gridSpan w:val="3"/>
           </w:tcPr>
           <w:p>
             <w:pPr>
@@ -849,7 +867,8 @@
         </w:tc>
         <w:tc>
           <w:tcPr>
-            <w:tcW w:type="dxa" w:w="2493"/>
+            <w:tcW w:type="dxa" w:w="2991"/>
+            <w:gridSpan w:val="3"/>
           </w:tcPr>
           <w:p>
             <w:pPr>
@@ -868,7 +887,8 @@
         </w:tc>
         <w:tc>
           <w:tcPr>
-            <w:tcW w:type="dxa" w:w="2493"/>
+            <w:tcW w:type="dxa" w:w="1994"/>
+            <w:gridSpan w:val="2"/>
           </w:tcPr>
           <w:p>
             <w:pPr>
@@ -886,30 +906,34 @@
           </w:p>
         </w:tc>
       </w:tr>
-    </w:tbl>
-    <w:tbl>
-      <w:tblPr>
-        <w:tblW w:type="auto" w:w="0"/>
-        <w:tblLook w:firstColumn="1" w:firstRow="1" w:lastColumn="0" w:lastRow="0" w:noHBand="0" w:noVBand="1" w:val="04A0"/>
-        <w:tblBorders>
-          <w:top w:val="single" w:sz="4" w:space="0" w:color="000000"/>
-          <w:left w:val="single" w:sz="4" w:space="0" w:color="000000"/>
-          <w:bottom w:val="single" w:sz="4" w:space="0" w:color="000000"/>
-          <w:right w:val="single" w:sz="4" w:space="0" w:color="000000"/>
-          <w:insideH w:val="single" w:sz="4" w:space="0" w:color="000000"/>
-          <w:insideV w:val="single" w:sz="4" w:space="0" w:color="000000"/>
-        </w:tblBorders>
-        <w:tblW w:w="5000" w:type="pct"/>
-      </w:tblPr>
-      <w:tblGrid>
-        <w:gridCol w:w="3324"/>
-        <w:gridCol w:w="3324"/>
-        <w:gridCol w:w="3324"/>
-      </w:tblGrid>
       <w:tr>
         <w:tc>
           <w:tcPr>
-            <w:tcW w:type="dxa" w:w="3324"/>
+            <w:tcW w:type="dxa" w:w="9970"/>
+            <w:gridSpan w:val="10"/>
+            <w:shd w:val="clear" w:color="auto" w:fill="D9D9D9"/>
+          </w:tcPr>
+          <w:p>
+            <w:pPr>
+              <w:spacing w:before="20" w:after="20"/>
+            </w:pPr>
+            <w:r>
+              <w:rPr>
+                <w:rFonts w:ascii="Aptos" w:hAnsi="Aptos"/>
+                <w:b/>
+                <w:i w:val="0"/>
+                <w:sz w:val="22"/>
+              </w:rPr>
+              <w:t>Bilans ECTS</w:t>
+            </w:r>
+          </w:p>
+        </w:tc>
+      </w:tr>
+      <w:tr>
+        <w:tc>
+          <w:tcPr>
+            <w:tcW w:type="dxa" w:w="4985"/>
+            <w:gridSpan w:val="5"/>
             <w:shd w:val="clear" w:color="auto" w:fill="D9D9D9"/>
           </w:tcPr>
           <w:p>
@@ -929,7 +953,8 @@
         </w:tc>
         <w:tc>
           <w:tcPr>
-            <w:tcW w:type="dxa" w:w="3324"/>
+            <w:tcW w:type="dxa" w:w="2991"/>
+            <w:gridSpan w:val="3"/>
             <w:shd w:val="clear" w:color="auto" w:fill="D9D9D9"/>
           </w:tcPr>
           <w:p>
@@ -949,7 +974,8 @@
         </w:tc>
         <w:tc>
           <w:tcPr>
-            <w:tcW w:type="dxa" w:w="3324"/>
+            <w:tcW w:type="dxa" w:w="1994"/>
+            <w:gridSpan w:val="2"/>
             <w:shd w:val="clear" w:color="auto" w:fill="D9D9D9"/>
           </w:tcPr>
           <w:p>
@@ -971,7 +997,8 @@
       <w:tr>
         <w:tc>
           <w:tcPr>
-            <w:tcW w:type="dxa" w:w="3324"/>
+            <w:tcW w:type="dxa" w:w="4985"/>
+            <w:gridSpan w:val="5"/>
           </w:tcPr>
           <w:p>
             <w:pPr>
@@ -990,7 +1017,8 @@
         </w:tc>
         <w:tc>
           <w:tcPr>
-            <w:tcW w:type="dxa" w:w="3324"/>
+            <w:tcW w:type="dxa" w:w="2991"/>
+            <w:gridSpan w:val="3"/>
           </w:tcPr>
           <w:p>
             <w:pPr>
@@ -1009,7 +1037,8 @@
         </w:tc>
         <w:tc>
           <w:tcPr>
-            <w:tcW w:type="dxa" w:w="3324"/>
+            <w:tcW w:type="dxa" w:w="1994"/>
+            <w:gridSpan w:val="2"/>
           </w:tcPr>
           <w:p>
             <w:pPr>
@@ -1030,7 +1059,8 @@
       <w:tr>
         <w:tc>
           <w:tcPr>
-            <w:tcW w:type="dxa" w:w="3324"/>
+            <w:tcW w:type="dxa" w:w="4985"/>
+            <w:gridSpan w:val="5"/>
           </w:tcPr>
           <w:p>
             <w:pPr>
@@ -1049,7 +1079,8 @@
         </w:tc>
         <w:tc>
           <w:tcPr>
-            <w:tcW w:type="dxa" w:w="3324"/>
+            <w:tcW w:type="dxa" w:w="2991"/>
+            <w:gridSpan w:val="3"/>
           </w:tcPr>
           <w:p>
             <w:pPr>
@@ -1068,7 +1099,8 @@
         </w:tc>
         <w:tc>
           <w:tcPr>
-            <w:tcW w:type="dxa" w:w="3324"/>
+            <w:tcW w:type="dxa" w:w="1994"/>
+            <w:gridSpan w:val="2"/>
           </w:tcPr>
           <w:p>
             <w:pPr>
@@ -1089,7 +1121,29 @@
       <w:tr>
         <w:tc>
           <w:tcPr>
-            <w:tcW w:type="dxa" w:w="3324"/>
+            <w:tcW w:type="dxa" w:w="4985"/>
+            <w:gridSpan w:val="5"/>
+            <w:shd w:val="clear" w:color="auto" w:fill="D9D9D9"/>
+          </w:tcPr>
+          <w:p>
+            <w:pPr>
+              <w:spacing w:before="20" w:after="20"/>
+            </w:pPr>
+            <w:r>
+              <w:rPr>
+                <w:rFonts w:ascii="Aptos" w:hAnsi="Aptos"/>
+                <w:b/>
+                <w:i w:val="0"/>
+                <w:sz w:val="16"/>
+              </w:rPr>
+              <w:t>Opis samodzielnej pracy studenta</w:t>
+            </w:r>
+          </w:p>
+        </w:tc>
+        <w:tc>
+          <w:tcPr>
+            <w:tcW w:type="dxa" w:w="4985"/>
+            <w:gridSpan w:val="5"/>
           </w:tcPr>
           <w:p>
             <w:pPr>
@@ -1102,45 +1156,6 @@
                 <w:i w:val="0"/>
                 <w:sz w:val="22"/>
               </w:rPr>
-              <w:t>Suma</w:t>
-            </w:r>
-          </w:p>
-        </w:tc>
-        <w:tc>
-          <w:tcPr>
-            <w:tcW w:type="dxa" w:w="3324"/>
-          </w:tcPr>
-          <w:p>
-            <w:pPr>
-              <w:spacing w:before="20" w:after="20"/>
-            </w:pPr>
-            <w:r>
-              <w:rPr>
-                <w:rFonts w:ascii="Aptos" w:hAnsi="Aptos"/>
-                <w:b w:val="0"/>
-                <w:i w:val="0"/>
-                <w:sz w:val="22"/>
-              </w:rPr>
-              <w:t>150</w:t>
-            </w:r>
-          </w:p>
-        </w:tc>
-        <w:tc>
-          <w:tcPr>
-            <w:tcW w:type="dxa" w:w="3324"/>
-          </w:tcPr>
-          <w:p>
-            <w:pPr>
-              <w:spacing w:before="20" w:after="20"/>
-            </w:pPr>
-            <w:r>
-              <w:rPr>
-                <w:rFonts w:ascii="Aptos" w:hAnsi="Aptos"/>
-                <w:b w:val="0"/>
-                <w:i w:val="0"/>
-                <w:sz w:val="22"/>
-              </w:rPr>
-              <w:t>6</w:t>
             </w:r>
           </w:p>
         </w:tc>
@@ -2134,14 +2149,14 @@
         <w:tblW w:w="5000" w:type="pct"/>
       </w:tblPr>
       <w:tblGrid>
-        <w:gridCol w:w="3324"/>
-        <w:gridCol w:w="3324"/>
-        <w:gridCol w:w="3324"/>
+        <w:gridCol w:w="680"/>
+        <w:gridCol w:w="4536"/>
+        <w:gridCol w:w="4252"/>
       </w:tblGrid>
       <w:tr>
         <w:tc>
           <w:tcPr>
-            <w:tcW w:type="dxa" w:w="9972"/>
+            <w:tcW w:type="dxa" w:w="9468"/>
             <w:gridSpan w:val="3"/>
             <w:shd w:val="clear" w:color="auto" w:fill="D9D9D9"/>
           </w:tcPr>
@@ -2164,7 +2179,7 @@
       <w:tr>
         <w:tc>
           <w:tcPr>
-            <w:tcW w:type="dxa" w:w="3324"/>
+            <w:tcW w:type="dxa" w:w="680"/>
             <w:shd w:val="clear" w:color="auto" w:fill="D9D9D9"/>
           </w:tcPr>
           <w:p>
@@ -2184,7 +2199,7 @@
         </w:tc>
         <w:tc>
           <w:tcPr>
-            <w:tcW w:type="dxa" w:w="3324"/>
+            <w:tcW w:type="dxa" w:w="4536"/>
             <w:shd w:val="clear" w:color="auto" w:fill="D9D9D9"/>
           </w:tcPr>
           <w:p>
@@ -2204,7 +2219,7 @@
         </w:tc>
         <w:tc>
           <w:tcPr>
-            <w:tcW w:type="dxa" w:w="3324"/>
+            <w:tcW w:type="dxa" w:w="4252"/>
             <w:shd w:val="clear" w:color="auto" w:fill="D9D9D9"/>
           </w:tcPr>
           <w:p>
@@ -2226,7 +2241,7 @@
       <w:tr>
         <w:tc>
           <w:tcPr>
-            <w:tcW w:type="dxa" w:w="3324"/>
+            <w:tcW w:type="dxa" w:w="680"/>
           </w:tcPr>
           <w:p>
             <w:pPr>
@@ -2245,7 +2260,7 @@
         </w:tc>
         <w:tc>
           <w:tcPr>
-            <w:tcW w:type="dxa" w:w="3324"/>
+            <w:tcW w:type="dxa" w:w="4536"/>
           </w:tcPr>
           <w:p>
             <w:pPr>
@@ -2264,7 +2279,7 @@
         </w:tc>
         <w:tc>
           <w:tcPr>
-            <w:tcW w:type="dxa" w:w="3324"/>
+            <w:tcW w:type="dxa" w:w="4252"/>
           </w:tcPr>
           <w:p>
             <w:pPr>
@@ -2284,7 +2299,7 @@
       <w:tr>
         <w:tc>
           <w:tcPr>
-            <w:tcW w:type="dxa" w:w="3324"/>
+            <w:tcW w:type="dxa" w:w="680"/>
           </w:tcPr>
           <w:p>
             <w:pPr>
@@ -2303,7 +2318,7 @@
         </w:tc>
         <w:tc>
           <w:tcPr>
-            <w:tcW w:type="dxa" w:w="3324"/>
+            <w:tcW w:type="dxa" w:w="4536"/>
           </w:tcPr>
           <w:p>
             <w:pPr>
@@ -2322,7 +2337,7 @@
         </w:tc>
         <w:tc>
           <w:tcPr>
-            <w:tcW w:type="dxa" w:w="3324"/>
+            <w:tcW w:type="dxa" w:w="4252"/>
           </w:tcPr>
           <w:p>
             <w:pPr>
@@ -2342,7 +2357,7 @@
       <w:tr>
         <w:tc>
           <w:tcPr>
-            <w:tcW w:type="dxa" w:w="3324"/>
+            <w:tcW w:type="dxa" w:w="680"/>
           </w:tcPr>
           <w:p>
             <w:pPr>
@@ -2361,7 +2376,7 @@
         </w:tc>
         <w:tc>
           <w:tcPr>
-            <w:tcW w:type="dxa" w:w="3324"/>
+            <w:tcW w:type="dxa" w:w="4536"/>
           </w:tcPr>
           <w:p>
             <w:pPr>
@@ -2380,7 +2395,7 @@
         </w:tc>
         <w:tc>
           <w:tcPr>
-            <w:tcW w:type="dxa" w:w="3324"/>
+            <w:tcW w:type="dxa" w:w="4252"/>
           </w:tcPr>
           <w:p>
             <w:pPr>
@@ -2400,7 +2415,7 @@
       <w:tr>
         <w:tc>
           <w:tcPr>
-            <w:tcW w:type="dxa" w:w="3324"/>
+            <w:tcW w:type="dxa" w:w="680"/>
           </w:tcPr>
           <w:p>
             <w:pPr>
@@ -2419,7 +2434,7 @@
         </w:tc>
         <w:tc>
           <w:tcPr>
-            <w:tcW w:type="dxa" w:w="3324"/>
+            <w:tcW w:type="dxa" w:w="4536"/>
           </w:tcPr>
           <w:p>
             <w:pPr>
@@ -2438,7 +2453,7 @@
         </w:tc>
         <w:tc>
           <w:tcPr>
-            <w:tcW w:type="dxa" w:w="3324"/>
+            <w:tcW w:type="dxa" w:w="4252"/>
           </w:tcPr>
           <w:p>
             <w:pPr>
@@ -2458,7 +2473,7 @@
       <w:tr>
         <w:tc>
           <w:tcPr>
-            <w:tcW w:type="dxa" w:w="3324"/>
+            <w:tcW w:type="dxa" w:w="680"/>
           </w:tcPr>
           <w:p>
             <w:pPr>
@@ -2477,7 +2492,7 @@
         </w:tc>
         <w:tc>
           <w:tcPr>
-            <w:tcW w:type="dxa" w:w="3324"/>
+            <w:tcW w:type="dxa" w:w="4536"/>
           </w:tcPr>
           <w:p>
             <w:pPr>
@@ -2496,7 +2511,7 @@
         </w:tc>
         <w:tc>
           <w:tcPr>
-            <w:tcW w:type="dxa" w:w="3324"/>
+            <w:tcW w:type="dxa" w:w="4252"/>
           </w:tcPr>
           <w:p>
             <w:pPr>
@@ -2516,7 +2531,7 @@
       <w:tr>
         <w:tc>
           <w:tcPr>
-            <w:tcW w:type="dxa" w:w="3324"/>
+            <w:tcW w:type="dxa" w:w="680"/>
           </w:tcPr>
           <w:p>
             <w:pPr>
@@ -2535,7 +2550,7 @@
         </w:tc>
         <w:tc>
           <w:tcPr>
-            <w:tcW w:type="dxa" w:w="3324"/>
+            <w:tcW w:type="dxa" w:w="4536"/>
           </w:tcPr>
           <w:p>
             <w:pPr>
@@ -2554,7 +2569,7 @@
         </w:tc>
         <w:tc>
           <w:tcPr>
-            <w:tcW w:type="dxa" w:w="3324"/>
+            <w:tcW w:type="dxa" w:w="4252"/>
           </w:tcPr>
           <w:p>
             <w:pPr>
@@ -2574,7 +2589,7 @@
       <w:tr>
         <w:tc>
           <w:tcPr>
-            <w:tcW w:type="dxa" w:w="3324"/>
+            <w:tcW w:type="dxa" w:w="680"/>
           </w:tcPr>
           <w:p>
             <w:pPr>
@@ -2593,7 +2608,7 @@
         </w:tc>
         <w:tc>
           <w:tcPr>
-            <w:tcW w:type="dxa" w:w="3324"/>
+            <w:tcW w:type="dxa" w:w="4536"/>
           </w:tcPr>
           <w:p>
             <w:pPr>
@@ -2612,7 +2627,7 @@
         </w:tc>
         <w:tc>
           <w:tcPr>
-            <w:tcW w:type="dxa" w:w="3324"/>
+            <w:tcW w:type="dxa" w:w="4252"/>
           </w:tcPr>
           <w:p>
             <w:pPr>
@@ -2632,7 +2647,7 @@
       <w:tr>
         <w:tc>
           <w:tcPr>
-            <w:tcW w:type="dxa" w:w="3324"/>
+            <w:tcW w:type="dxa" w:w="680"/>
           </w:tcPr>
           <w:p>
             <w:pPr>
@@ -2651,7 +2666,7 @@
         </w:tc>
         <w:tc>
           <w:tcPr>
-            <w:tcW w:type="dxa" w:w="3324"/>
+            <w:tcW w:type="dxa" w:w="4536"/>
           </w:tcPr>
           <w:p>
             <w:pPr>
@@ -2670,7 +2685,7 @@
         </w:tc>
         <w:tc>
           <w:tcPr>
-            <w:tcW w:type="dxa" w:w="3324"/>
+            <w:tcW w:type="dxa" w:w="4252"/>
           </w:tcPr>
           <w:p>
             <w:pPr>
@@ -2690,7 +2705,7 @@
       <w:tr>
         <w:tc>
           <w:tcPr>
-            <w:tcW w:type="dxa" w:w="3324"/>
+            <w:tcW w:type="dxa" w:w="680"/>
           </w:tcPr>
           <w:p>
             <w:pPr>
@@ -2709,7 +2724,7 @@
         </w:tc>
         <w:tc>
           <w:tcPr>
-            <w:tcW w:type="dxa" w:w="3324"/>
+            <w:tcW w:type="dxa" w:w="4536"/>
           </w:tcPr>
           <w:p>
             <w:pPr>
@@ -2728,7 +2743,7 @@
         </w:tc>
         <w:tc>
           <w:tcPr>
-            <w:tcW w:type="dxa" w:w="3324"/>
+            <w:tcW w:type="dxa" w:w="4252"/>
           </w:tcPr>
           <w:p>
             <w:pPr>
@@ -2748,7 +2763,7 @@
       <w:tr>
         <w:tc>
           <w:tcPr>
-            <w:tcW w:type="dxa" w:w="3324"/>
+            <w:tcW w:type="dxa" w:w="680"/>
           </w:tcPr>
           <w:p>
             <w:pPr>
@@ -2767,7 +2782,7 @@
         </w:tc>
         <w:tc>
           <w:tcPr>
-            <w:tcW w:type="dxa" w:w="3324"/>
+            <w:tcW w:type="dxa" w:w="4536"/>
           </w:tcPr>
           <w:p>
             <w:pPr>
@@ -2786,7 +2801,7 @@
         </w:tc>
         <w:tc>
           <w:tcPr>
-            <w:tcW w:type="dxa" w:w="3324"/>
+            <w:tcW w:type="dxa" w:w="4252"/>
           </w:tcPr>
           <w:p>
             <w:pPr>
@@ -2806,7 +2821,7 @@
       <w:tr>
         <w:tc>
           <w:tcPr>
-            <w:tcW w:type="dxa" w:w="3324"/>
+            <w:tcW w:type="dxa" w:w="680"/>
           </w:tcPr>
           <w:p>
             <w:pPr>
@@ -2825,7 +2840,7 @@
         </w:tc>
         <w:tc>
           <w:tcPr>
-            <w:tcW w:type="dxa" w:w="3324"/>
+            <w:tcW w:type="dxa" w:w="4536"/>
           </w:tcPr>
           <w:p>
             <w:pPr>
@@ -2844,7 +2859,7 @@
         </w:tc>
         <w:tc>
           <w:tcPr>
-            <w:tcW w:type="dxa" w:w="3324"/>
+            <w:tcW w:type="dxa" w:w="4252"/>
           </w:tcPr>
           <w:p>
             <w:pPr>
@@ -2864,7 +2879,7 @@
       <w:tr>
         <w:tc>
           <w:tcPr>
-            <w:tcW w:type="dxa" w:w="3324"/>
+            <w:tcW w:type="dxa" w:w="680"/>
           </w:tcPr>
           <w:p>
             <w:pPr>
@@ -2883,7 +2898,7 @@
         </w:tc>
         <w:tc>
           <w:tcPr>
-            <w:tcW w:type="dxa" w:w="3324"/>
+            <w:tcW w:type="dxa" w:w="4536"/>
           </w:tcPr>
           <w:p>
             <w:pPr>
@@ -2902,7 +2917,7 @@
         </w:tc>
         <w:tc>
           <w:tcPr>
-            <w:tcW w:type="dxa" w:w="3324"/>
+            <w:tcW w:type="dxa" w:w="4252"/>
           </w:tcPr>
           <w:p>
             <w:pPr>
@@ -3349,6 +3364,7 @@
                 <w:i w:val="0"/>
                 <w:sz w:val="22"/>
               </w:rPr>
+              <w:t>Kolokwium (część wykładowa): pytania problemowe + zadania dotyczące DDD, architektury oktogonalnej, SOA oraz OAuth 2.1.; Praca na zajęciach (laboratoria): realizacja zadań cząstkowych, jakość kodu, poprawność architektury, terminowość.; Projekt: kompletność funkcjonalna, zgodność z założeniami (DDD + architektura oktogonalna), jakość testów (integracyjne + E2E), konteneryzacja i uruchamianie środowiska.; Ocena końcowa = składowa z kolokwium + składowa z laboratoriów (praca) + składowa z projektu.; Warunek zaliczenia: oddanie projektu oraz uzyskanie wyniku pozytywnego z kolokwium.</w:t>
             </w:r>
           </w:p>
         </w:tc>
@@ -3407,6 +3423,7 @@
                 <w:i w:val="0"/>
                 <w:sz w:val="22"/>
               </w:rPr>
+              <w:t>Kolokwium (część wykładowa): pytania problemowe + zadania dotyczące DDD, architektury oktogonalnej, SOA oraz OAuth 2.1.; Praca na zajęciach (laboratoria): realizacja zadań cząstkowych, jakość kodu, poprawność architektury, terminowość.; Projekt: kompletność funkcjonalna, zgodność z założeniami (DDD + architektura oktogonalna), jakość testów (integracyjne + E2E), konteneryzacja i uruchamianie środowiska.; Ocena końcowa = składowa z kolokwium + składowa z laboratoriów (praca) + składowa z projektu.; Warunek zaliczenia: oddanie projektu oraz uzyskanie wyniku pozytywnego z kolokwium.</w:t>
             </w:r>
           </w:p>
         </w:tc>
@@ -3465,6 +3482,7 @@
                 <w:i w:val="0"/>
                 <w:sz w:val="22"/>
               </w:rPr>
+              <w:t>Kolokwium (część wykładowa): pytania problemowe + zadania dotyczące DDD, architektury oktogonalnej, SOA oraz OAuth 2.1.; Praca na zajęciach (laboratoria): realizacja zadań cząstkowych, jakość kodu, poprawność architektury, terminowość.; Projekt: kompletność funkcjonalna, zgodność z założeniami (DDD + architektura oktogonalna), jakość testów (integracyjne + E2E), konteneryzacja i uruchamianie środowiska.; Ocena końcowa = składowa z kolokwium + składowa z laboratoriów (praca) + składowa z projektu.; Warunek zaliczenia: oddanie projektu oraz uzyskanie wyniku pozytywnego z kolokwium.</w:t>
             </w:r>
           </w:p>
         </w:tc>
@@ -3523,6 +3541,7 @@
                 <w:i w:val="0"/>
                 <w:sz w:val="22"/>
               </w:rPr>
+              <w:t>Kolokwium (część wykładowa): pytania problemowe + zadania dotyczące DDD, architektury oktogonalnej, SOA oraz OAuth 2.1.; Praca na zajęciach (laboratoria): realizacja zadań cząstkowych, jakość kodu, poprawność architektury, terminowość.; Projekt: kompletność funkcjonalna, zgodność z założeniami (DDD + architektura oktogonalna), jakość testów (integracyjne + E2E), konteneryzacja i uruchamianie środowiska.; Ocena końcowa = składowa z kolokwium + składowa z laboratoriów (praca) + składowa z projektu.; Warunek zaliczenia: oddanie projektu oraz uzyskanie wyniku pozytywnego z kolokwium.</w:t>
             </w:r>
           </w:p>
         </w:tc>
@@ -3580,6 +3599,7 @@
                 <w:i w:val="0"/>
                 <w:sz w:val="22"/>
               </w:rPr>
+              <w:t>Kolokwium (część wykładowa): pytania problemowe + zadania dotyczące DDD, architektury oktogonalnej, SOA oraz OAuth 2.1.; Praca na zajęciach (laboratoria): realizacja zadań cząstkowych, jakość kodu, poprawność architektury, terminowość.; Projekt: kompletność funkcjonalna, zgodność z założeniami (DDD + architektura oktogonalna), jakość testów (integracyjne + E2E), konteneryzacja i uruchamianie środowiska.; Ocena końcowa = składowa z kolokwium + składowa z laboratoriów (praca) + składowa z projektu.; Warunek zaliczenia: oddanie projektu oraz uzyskanie wyniku pozytywnego z kolokwium.</w:t>
             </w:r>
           </w:p>
         </w:tc>
@@ -3743,6 +3763,7 @@
                 <w:i w:val="0"/>
                 <w:sz w:val="22"/>
               </w:rPr>
+              <w:t>Kolokwium (część wykładowa): pytania problemowe + zadania dotyczące DDD, architektury oktogonalnej, SOA oraz OAuth 2.1.; Praca na zajęciach (laboratoria): realizacja zadań cząstkowych, jakość kodu, poprawność architektury, terminowość.; Projekt: kompletność funkcjonalna, zgodność z założeniami (DDD + architektura oktogonalna), jakość testów (integracyjne + E2E), konteneryzacja i uruchamianie środowiska.; Ocena końcowa = składowa z kolokwium + składowa z laboratoriów (praca) + składowa z projektu.; Warunek zaliczenia: oddanie projektu oraz uzyskanie wyniku pozytywnego z kolokwium.</w:t>
             </w:r>
           </w:p>
         </w:tc>
@@ -3801,6 +3822,7 @@
                 <w:i w:val="0"/>
                 <w:sz w:val="22"/>
               </w:rPr>
+              <w:t>Kolokwium (część wykładowa): pytania problemowe + zadania dotyczące DDD, architektury oktogonalnej, SOA oraz OAuth 2.1.; Praca na zajęciach (laboratoria): realizacja zadań cząstkowych, jakość kodu, poprawność architektury, terminowość.; Projekt: kompletność funkcjonalna, zgodność z założeniami (DDD + architektura oktogonalna), jakość testów (integracyjne + E2E), konteneryzacja i uruchamianie środowiska.; Ocena końcowa = składowa z kolokwium + składowa z laboratoriów (praca) + składowa z projektu.; Warunek zaliczenia: oddanie projektu oraz uzyskanie wyniku pozytywnego z kolokwium.</w:t>
             </w:r>
           </w:p>
         </w:tc>
@@ -3859,6 +3881,7 @@
                 <w:i w:val="0"/>
                 <w:sz w:val="22"/>
               </w:rPr>
+              <w:t>Kolokwium (część wykładowa): pytania problemowe + zadania dotyczące DDD, architektury oktogonalnej, SOA oraz OAuth 2.1.; Praca na zajęciach (laboratoria): realizacja zadań cząstkowych, jakość kodu, poprawność architektury, terminowość.; Projekt: kompletność funkcjonalna, zgodność z założeniami (DDD + architektura oktogonalna), jakość testów (integracyjne + E2E), konteneryzacja i uruchamianie środowiska.; Ocena końcowa = składowa z kolokwium + składowa z laboratoriów (praca) + składowa z projektu.; Warunek zaliczenia: oddanie projektu oraz uzyskanie wyniku pozytywnego z kolokwium.</w:t>
             </w:r>
           </w:p>
         </w:tc>
@@ -3917,6 +3940,7 @@
                 <w:i w:val="0"/>
                 <w:sz w:val="22"/>
               </w:rPr>
+              <w:t>Kolokwium (część wykładowa): pytania problemowe + zadania dotyczące DDD, architektury oktogonalnej, SOA oraz OAuth 2.1.; Praca na zajęciach (laboratoria): realizacja zadań cząstkowych, jakość kodu, poprawność architektury, terminowość.; Projekt: kompletność funkcjonalna, zgodność z założeniami (DDD + architektura oktogonalna), jakość testów (integracyjne + E2E), konteneryzacja i uruchamianie środowiska.; Ocena końcowa = składowa z kolokwium + składowa z laboratoriów (praca) + składowa z projektu.; Warunek zaliczenia: oddanie projektu oraz uzyskanie wyniku pozytywnego z kolokwium.</w:t>
             </w:r>
           </w:p>
         </w:tc>
@@ -3974,6 +3998,7 @@
                 <w:i w:val="0"/>
                 <w:sz w:val="22"/>
               </w:rPr>
+              <w:t>Kolokwium (część wykładowa): pytania problemowe + zadania dotyczące DDD, architektury oktogonalnej, SOA oraz OAuth 2.1.; Praca na zajęciach (laboratoria): realizacja zadań cząstkowych, jakość kodu, poprawność architektury, terminowość.; Projekt: kompletność funkcjonalna, zgodność z założeniami (DDD + architektura oktogonalna), jakość testów (integracyjne + E2E), konteneryzacja i uruchamianie środowiska.; Ocena końcowa = składowa z kolokwium + składowa z laboratoriów (praca) + składowa z projektu.; Warunek zaliczenia: oddanie projektu oraz uzyskanie wyniku pozytywnego z kolokwium.</w:t>
             </w:r>
           </w:p>
         </w:tc>
@@ -4137,6 +4162,7 @@
                 <w:i w:val="0"/>
                 <w:sz w:val="22"/>
               </w:rPr>
+              <w:t>Kolokwium (część wykładowa): pytania problemowe + zadania dotyczące DDD, architektury oktogonalnej, SOA oraz OAuth 2.1.; Praca na zajęciach (laboratoria): realizacja zadań cząstkowych, jakość kodu, poprawność architektury, terminowość.; Projekt: kompletność funkcjonalna, zgodność z założeniami (DDD + architektura oktogonalna), jakość testów (integracyjne + E2E), konteneryzacja i uruchamianie środowiska.; Ocena końcowa = składowa z kolokwium + składowa z laboratoriów (praca) + składowa z projektu.; Warunek zaliczenia: oddanie projektu oraz uzyskanie wyniku pozytywnego z kolokwium.</w:t>
             </w:r>
           </w:p>
         </w:tc>
@@ -4194,6 +4220,7 @@
                 <w:i w:val="0"/>
                 <w:sz w:val="22"/>
               </w:rPr>
+              <w:t>Kolokwium (część wykładowa): pytania problemowe + zadania dotyczące DDD, architektury oktogonalnej, SOA oraz OAuth 2.1.; Praca na zajęciach (laboratoria): realizacja zadań cząstkowych, jakość kodu, poprawność architektury, terminowość.; Projekt: kompletność funkcjonalna, zgodność z założeniami (DDD + architektura oktogonalna), jakość testów (integracyjne + E2E), konteneryzacja i uruchamianie środowiska.; Ocena końcowa = składowa z kolokwium + składowa z laboratoriów (praca) + składowa z projektu.; Warunek zaliczenia: oddanie projektu oraz uzyskanie wyniku pozytywnego z kolokwium.</w:t>
             </w:r>
           </w:p>
         </w:tc>
@@ -4299,62 +4326,6 @@
                 <w:sz w:val="16"/>
               </w:rPr>
               <w:t>Wyposażenie specjalistyczne konieczne do realizacji przedmiotu</w:t>
-            </w:r>
-          </w:p>
-        </w:tc>
-      </w:tr>
-      <w:tr>
-        <w:tc>
-          <w:tcPr>
-            <w:tcW w:type="dxa" w:w="3324"/>
-          </w:tcPr>
-          <w:p>
-            <w:pPr>
-              <w:spacing w:before="20" w:after="20"/>
-            </w:pPr>
-            <w:r>
-              <w:rPr>
-                <w:rFonts w:ascii="Aptos" w:hAnsi="Aptos"/>
-                <w:b w:val="0"/>
-                <w:i w:val="0"/>
-                <w:sz w:val="22"/>
-              </w:rPr>
-            </w:r>
-          </w:p>
-        </w:tc>
-        <w:tc>
-          <w:tcPr>
-            <w:tcW w:type="dxa" w:w="3324"/>
-          </w:tcPr>
-          <w:p>
-            <w:pPr>
-              <w:spacing w:before="20" w:after="20"/>
-            </w:pPr>
-            <w:r>
-              <w:rPr>
-                <w:rFonts w:ascii="Aptos" w:hAnsi="Aptos"/>
-                <w:b w:val="0"/>
-                <w:i w:val="0"/>
-                <w:sz w:val="22"/>
-              </w:rPr>
-            </w:r>
-          </w:p>
-        </w:tc>
-        <w:tc>
-          <w:tcPr>
-            <w:tcW w:type="dxa" w:w="3324"/>
-          </w:tcPr>
-          <w:p>
-            <w:pPr>
-              <w:spacing w:before="20" w:after="20"/>
-            </w:pPr>
-            <w:r>
-              <w:rPr>
-                <w:rFonts w:ascii="Aptos" w:hAnsi="Aptos"/>
-                <w:b w:val="0"/>
-                <w:i w:val="0"/>
-                <w:sz w:val="22"/>
-              </w:rPr>
             </w:r>
           </w:p>
         </w:tc>

--- a/public/assets/files/niestacjonarne/PAI.docx
+++ b/public/assets/files/niestacjonarne/PAI.docx
@@ -1156,6 +1156,7 @@
                 <w:i w:val="0"/>
                 <w:sz w:val="22"/>
               </w:rPr>
+              <w:t>Implementacja projektu semestralnego z DDD i architekturą oktogonalną; pisanie testów integracyjnych i E2E; konfiguracja konteneryzacji; przygotowanie do kolokwium z architektury.</w:t>
             </w:r>
           </w:p>
         </w:tc>
@@ -1633,55 +1634,7 @@
                 <w:rFonts w:ascii="Aptos" w:hAnsi="Aptos"/>
                 <w:sz w:val="22"/>
               </w:rPr>
-              <w:t>1. Kolokwium (część wykładowa): pytania problemowe + zadania dotyczące DDD, architektury oktogonalnej, SOA oraz OAuth 2.1.</w:t>
-            </w:r>
-          </w:p>
-          <w:p>
-            <w:pPr>
-              <w:spacing w:before="20" w:after="20"/>
-            </w:pPr>
-            <w:r>
-              <w:rPr>
-                <w:rFonts w:ascii="Aptos" w:hAnsi="Aptos"/>
-                <w:sz w:val="22"/>
-              </w:rPr>
-              <w:t>2. Praca na zajęciach (laboratoria): realizacja zadań cząstkowych, jakość kodu, poprawność architektury, terminowość.</w:t>
-            </w:r>
-          </w:p>
-          <w:p>
-            <w:pPr>
-              <w:spacing w:before="20" w:after="20"/>
-            </w:pPr>
-            <w:r>
-              <w:rPr>
-                <w:rFonts w:ascii="Aptos" w:hAnsi="Aptos"/>
-                <w:sz w:val="22"/>
-              </w:rPr>
-              <w:t>3. Projekt: kompletność funkcjonalna, zgodność z założeniami (DDD + architektura oktogonalna), jakość testów (integracyjne + E2E), konteneryzacja i uruchamianie środowiska.</w:t>
-            </w:r>
-          </w:p>
-          <w:p>
-            <w:pPr>
-              <w:spacing w:before="20" w:after="20"/>
-            </w:pPr>
-            <w:r>
-              <w:rPr>
-                <w:rFonts w:ascii="Aptos" w:hAnsi="Aptos"/>
-                <w:sz w:val="22"/>
-              </w:rPr>
-              <w:t>4. Ocena końcowa = składowa z kolokwium + składowa z laboratoriów (praca) + składowa z projektu.</w:t>
-            </w:r>
-          </w:p>
-          <w:p>
-            <w:pPr>
-              <w:spacing w:before="20" w:after="20"/>
-            </w:pPr>
-            <w:r>
-              <w:rPr>
-                <w:rFonts w:ascii="Aptos" w:hAnsi="Aptos"/>
-                <w:sz w:val="22"/>
-              </w:rPr>
-              <w:t>5. Warunek zaliczenia: oddanie projektu oraz uzyskanie wyniku pozytywnego z kolokwium.</w:t>
+              <w:t>1. kolokwium</w:t>
             </w:r>
           </w:p>
         </w:tc>
@@ -1698,7 +1651,7 @@
                 <w:rFonts w:ascii="Aptos" w:hAnsi="Aptos"/>
                 <w:sz w:val="22"/>
               </w:rPr>
-              <w:t>1. Kolokwium (część wykładowa): pytania problemowe + zadania dotyczące DDD, architektury oktogonalnej, SOA oraz OAuth 2.1.</w:t>
+              <w:t>1. ocena pracy podczas ćwiczenia</w:t>
             </w:r>
           </w:p>
           <w:p>
@@ -1710,7 +1663,7 @@
                 <w:rFonts w:ascii="Aptos" w:hAnsi="Aptos"/>
                 <w:sz w:val="22"/>
               </w:rPr>
-              <w:t>2. Praca na zajęciach (laboratoria): realizacja zadań cząstkowych, jakość kodu, poprawność architektury, terminowość.</w:t>
+              <w:t>2. ocena sporządzonego oprogramowania</w:t>
             </w:r>
           </w:p>
           <w:p>
@@ -1722,31 +1675,7 @@
                 <w:rFonts w:ascii="Aptos" w:hAnsi="Aptos"/>
                 <w:sz w:val="22"/>
               </w:rPr>
-              <w:t>3. Projekt: kompletność funkcjonalna, zgodność z założeniami (DDD + architektura oktogonalna), jakość testów (integracyjne + E2E), konteneryzacja i uruchamianie środowiska.</w:t>
-            </w:r>
-          </w:p>
-          <w:p>
-            <w:pPr>
-              <w:spacing w:before="20" w:after="20"/>
-            </w:pPr>
-            <w:r>
-              <w:rPr>
-                <w:rFonts w:ascii="Aptos" w:hAnsi="Aptos"/>
-                <w:sz w:val="22"/>
-              </w:rPr>
-              <w:t>4. Ocena końcowa = składowa z kolokwium + składowa z laboratoriów (praca) + składowa z projektu.</w:t>
-            </w:r>
-          </w:p>
-          <w:p>
-            <w:pPr>
-              <w:spacing w:before="20" w:after="20"/>
-            </w:pPr>
-            <w:r>
-              <w:rPr>
-                <w:rFonts w:ascii="Aptos" w:hAnsi="Aptos"/>
-                <w:sz w:val="22"/>
-              </w:rPr>
-              <w:t>5. Warunek zaliczenia: oddanie projektu oraz uzyskanie wyniku pozytywnego z kolokwium.</w:t>
+              <w:t>3. prezentacja projektu i dokumentacji</w:t>
             </w:r>
           </w:p>
         </w:tc>
@@ -3364,7 +3293,7 @@
                 <w:i w:val="0"/>
                 <w:sz w:val="22"/>
               </w:rPr>
-              <w:t>Kolokwium (część wykładowa): pytania problemowe + zadania dotyczące DDD, architektury oktogonalnej, SOA oraz OAuth 2.1.; Praca na zajęciach (laboratoria): realizacja zadań cząstkowych, jakość kodu, poprawność architektury, terminowość.; Projekt: kompletność funkcjonalna, zgodność z założeniami (DDD + architektura oktogonalna), jakość testów (integracyjne + E2E), konteneryzacja i uruchamianie środowiska.; Ocena końcowa = składowa z kolokwium + składowa z laboratoriów (praca) + składowa z projektu.; Warunek zaliczenia: oddanie projektu oraz uzyskanie wyniku pozytywnego z kolokwium.</w:t>
+              <w:t>kolokwium; ocena pracy podczas ćwiczenia; ocena sporządzonego oprogramowania; prezentacja projektu i dokumentacji</w:t>
             </w:r>
           </w:p>
         </w:tc>
@@ -3423,7 +3352,7 @@
                 <w:i w:val="0"/>
                 <w:sz w:val="22"/>
               </w:rPr>
-              <w:t>Kolokwium (część wykładowa): pytania problemowe + zadania dotyczące DDD, architektury oktogonalnej, SOA oraz OAuth 2.1.; Praca na zajęciach (laboratoria): realizacja zadań cząstkowych, jakość kodu, poprawność architektury, terminowość.; Projekt: kompletność funkcjonalna, zgodność z założeniami (DDD + architektura oktogonalna), jakość testów (integracyjne + E2E), konteneryzacja i uruchamianie środowiska.; Ocena końcowa = składowa z kolokwium + składowa z laboratoriów (praca) + składowa z projektu.; Warunek zaliczenia: oddanie projektu oraz uzyskanie wyniku pozytywnego z kolokwium.</w:t>
+              <w:t>kolokwium; ocena pracy podczas ćwiczenia; ocena sporządzonego oprogramowania; prezentacja projektu i dokumentacji</w:t>
             </w:r>
           </w:p>
         </w:tc>
@@ -3482,7 +3411,7 @@
                 <w:i w:val="0"/>
                 <w:sz w:val="22"/>
               </w:rPr>
-              <w:t>Kolokwium (część wykładowa): pytania problemowe + zadania dotyczące DDD, architektury oktogonalnej, SOA oraz OAuth 2.1.; Praca na zajęciach (laboratoria): realizacja zadań cząstkowych, jakość kodu, poprawność architektury, terminowość.; Projekt: kompletność funkcjonalna, zgodność z założeniami (DDD + architektura oktogonalna), jakość testów (integracyjne + E2E), konteneryzacja i uruchamianie środowiska.; Ocena końcowa = składowa z kolokwium + składowa z laboratoriów (praca) + składowa z projektu.; Warunek zaliczenia: oddanie projektu oraz uzyskanie wyniku pozytywnego z kolokwium.</w:t>
+              <w:t>kolokwium; ocena pracy podczas ćwiczenia; ocena sporządzonego oprogramowania; prezentacja projektu i dokumentacji</w:t>
             </w:r>
           </w:p>
         </w:tc>
@@ -3541,7 +3470,7 @@
                 <w:i w:val="0"/>
                 <w:sz w:val="22"/>
               </w:rPr>
-              <w:t>Kolokwium (część wykładowa): pytania problemowe + zadania dotyczące DDD, architektury oktogonalnej, SOA oraz OAuth 2.1.; Praca na zajęciach (laboratoria): realizacja zadań cząstkowych, jakość kodu, poprawność architektury, terminowość.; Projekt: kompletność funkcjonalna, zgodność z założeniami (DDD + architektura oktogonalna), jakość testów (integracyjne + E2E), konteneryzacja i uruchamianie środowiska.; Ocena końcowa = składowa z kolokwium + składowa z laboratoriów (praca) + składowa z projektu.; Warunek zaliczenia: oddanie projektu oraz uzyskanie wyniku pozytywnego z kolokwium.</w:t>
+              <w:t>kolokwium; ocena pracy podczas ćwiczenia; ocena sporządzonego oprogramowania; prezentacja projektu i dokumentacji</w:t>
             </w:r>
           </w:p>
         </w:tc>
@@ -3599,7 +3528,7 @@
                 <w:i w:val="0"/>
                 <w:sz w:val="22"/>
               </w:rPr>
-              <w:t>Kolokwium (część wykładowa): pytania problemowe + zadania dotyczące DDD, architektury oktogonalnej, SOA oraz OAuth 2.1.; Praca na zajęciach (laboratoria): realizacja zadań cząstkowych, jakość kodu, poprawność architektury, terminowość.; Projekt: kompletność funkcjonalna, zgodność z założeniami (DDD + architektura oktogonalna), jakość testów (integracyjne + E2E), konteneryzacja i uruchamianie środowiska.; Ocena końcowa = składowa z kolokwium + składowa z laboratoriów (praca) + składowa z projektu.; Warunek zaliczenia: oddanie projektu oraz uzyskanie wyniku pozytywnego z kolokwium.</w:t>
+              <w:t>kolokwium; ocena pracy podczas ćwiczenia; ocena sporządzonego oprogramowania; prezentacja projektu i dokumentacji</w:t>
             </w:r>
           </w:p>
         </w:tc>
@@ -3763,7 +3692,7 @@
                 <w:i w:val="0"/>
                 <w:sz w:val="22"/>
               </w:rPr>
-              <w:t>Kolokwium (część wykładowa): pytania problemowe + zadania dotyczące DDD, architektury oktogonalnej, SOA oraz OAuth 2.1.; Praca na zajęciach (laboratoria): realizacja zadań cząstkowych, jakość kodu, poprawność architektury, terminowość.; Projekt: kompletność funkcjonalna, zgodność z założeniami (DDD + architektura oktogonalna), jakość testów (integracyjne + E2E), konteneryzacja i uruchamianie środowiska.; Ocena końcowa = składowa z kolokwium + składowa z laboratoriów (praca) + składowa z projektu.; Warunek zaliczenia: oddanie projektu oraz uzyskanie wyniku pozytywnego z kolokwium.</w:t>
+              <w:t>kolokwium; ocena pracy podczas ćwiczenia; ocena sporządzonego oprogramowania; prezentacja projektu i dokumentacji</w:t>
             </w:r>
           </w:p>
         </w:tc>
@@ -3822,7 +3751,7 @@
                 <w:i w:val="0"/>
                 <w:sz w:val="22"/>
               </w:rPr>
-              <w:t>Kolokwium (część wykładowa): pytania problemowe + zadania dotyczące DDD, architektury oktogonalnej, SOA oraz OAuth 2.1.; Praca na zajęciach (laboratoria): realizacja zadań cząstkowych, jakość kodu, poprawność architektury, terminowość.; Projekt: kompletność funkcjonalna, zgodność z założeniami (DDD + architektura oktogonalna), jakość testów (integracyjne + E2E), konteneryzacja i uruchamianie środowiska.; Ocena końcowa = składowa z kolokwium + składowa z laboratoriów (praca) + składowa z projektu.; Warunek zaliczenia: oddanie projektu oraz uzyskanie wyniku pozytywnego z kolokwium.</w:t>
+              <w:t>kolokwium; ocena pracy podczas ćwiczenia; ocena sporządzonego oprogramowania; prezentacja projektu i dokumentacji</w:t>
             </w:r>
           </w:p>
         </w:tc>
@@ -3881,7 +3810,7 @@
                 <w:i w:val="0"/>
                 <w:sz w:val="22"/>
               </w:rPr>
-              <w:t>Kolokwium (część wykładowa): pytania problemowe + zadania dotyczące DDD, architektury oktogonalnej, SOA oraz OAuth 2.1.; Praca na zajęciach (laboratoria): realizacja zadań cząstkowych, jakość kodu, poprawność architektury, terminowość.; Projekt: kompletność funkcjonalna, zgodność z założeniami (DDD + architektura oktogonalna), jakość testów (integracyjne + E2E), konteneryzacja i uruchamianie środowiska.; Ocena końcowa = składowa z kolokwium + składowa z laboratoriów (praca) + składowa z projektu.; Warunek zaliczenia: oddanie projektu oraz uzyskanie wyniku pozytywnego z kolokwium.</w:t>
+              <w:t>kolokwium; ocena pracy podczas ćwiczenia; ocena sporządzonego oprogramowania; prezentacja projektu i dokumentacji</w:t>
             </w:r>
           </w:p>
         </w:tc>
@@ -3940,7 +3869,7 @@
                 <w:i w:val="0"/>
                 <w:sz w:val="22"/>
               </w:rPr>
-              <w:t>Kolokwium (część wykładowa): pytania problemowe + zadania dotyczące DDD, architektury oktogonalnej, SOA oraz OAuth 2.1.; Praca na zajęciach (laboratoria): realizacja zadań cząstkowych, jakość kodu, poprawność architektury, terminowość.; Projekt: kompletność funkcjonalna, zgodność z założeniami (DDD + architektura oktogonalna), jakość testów (integracyjne + E2E), konteneryzacja i uruchamianie środowiska.; Ocena końcowa = składowa z kolokwium + składowa z laboratoriów (praca) + składowa z projektu.; Warunek zaliczenia: oddanie projektu oraz uzyskanie wyniku pozytywnego z kolokwium.</w:t>
+              <w:t>kolokwium; ocena pracy podczas ćwiczenia; ocena sporządzonego oprogramowania; prezentacja projektu i dokumentacji</w:t>
             </w:r>
           </w:p>
         </w:tc>
@@ -3998,7 +3927,7 @@
                 <w:i w:val="0"/>
                 <w:sz w:val="22"/>
               </w:rPr>
-              <w:t>Kolokwium (część wykładowa): pytania problemowe + zadania dotyczące DDD, architektury oktogonalnej, SOA oraz OAuth 2.1.; Praca na zajęciach (laboratoria): realizacja zadań cząstkowych, jakość kodu, poprawność architektury, terminowość.; Projekt: kompletność funkcjonalna, zgodność z założeniami (DDD + architektura oktogonalna), jakość testów (integracyjne + E2E), konteneryzacja i uruchamianie środowiska.; Ocena końcowa = składowa z kolokwium + składowa z laboratoriów (praca) + składowa z projektu.; Warunek zaliczenia: oddanie projektu oraz uzyskanie wyniku pozytywnego z kolokwium.</w:t>
+              <w:t>kolokwium; ocena pracy podczas ćwiczenia; ocena sporządzonego oprogramowania; prezentacja projektu i dokumentacji</w:t>
             </w:r>
           </w:p>
         </w:tc>
@@ -4162,7 +4091,7 @@
                 <w:i w:val="0"/>
                 <w:sz w:val="22"/>
               </w:rPr>
-              <w:t>Kolokwium (część wykładowa): pytania problemowe + zadania dotyczące DDD, architektury oktogonalnej, SOA oraz OAuth 2.1.; Praca na zajęciach (laboratoria): realizacja zadań cząstkowych, jakość kodu, poprawność architektury, terminowość.; Projekt: kompletność funkcjonalna, zgodność z założeniami (DDD + architektura oktogonalna), jakość testów (integracyjne + E2E), konteneryzacja i uruchamianie środowiska.; Ocena końcowa = składowa z kolokwium + składowa z laboratoriów (praca) + składowa z projektu.; Warunek zaliczenia: oddanie projektu oraz uzyskanie wyniku pozytywnego z kolokwium.</w:t>
+              <w:t>kolokwium; ocena pracy podczas ćwiczenia; ocena sporządzonego oprogramowania; prezentacja projektu i dokumentacji</w:t>
             </w:r>
           </w:p>
         </w:tc>
@@ -4220,7 +4149,7 @@
                 <w:i w:val="0"/>
                 <w:sz w:val="22"/>
               </w:rPr>
-              <w:t>Kolokwium (część wykładowa): pytania problemowe + zadania dotyczące DDD, architektury oktogonalnej, SOA oraz OAuth 2.1.; Praca na zajęciach (laboratoria): realizacja zadań cząstkowych, jakość kodu, poprawność architektury, terminowość.; Projekt: kompletność funkcjonalna, zgodność z założeniami (DDD + architektura oktogonalna), jakość testów (integracyjne + E2E), konteneryzacja i uruchamianie środowiska.; Ocena końcowa = składowa z kolokwium + składowa z laboratoriów (praca) + składowa z projektu.; Warunek zaliczenia: oddanie projektu oraz uzyskanie wyniku pozytywnego z kolokwium.</w:t>
+              <w:t>kolokwium; ocena pracy podczas ćwiczenia; ocena sporządzonego oprogramowania; prezentacja projektu i dokumentacji</w:t>
             </w:r>
           </w:p>
         </w:tc>

--- a/public/assets/files/niestacjonarne/PAI.docx
+++ b/public/assets/files/niestacjonarne/PAI.docx
@@ -315,7 +315,7 @@
                 <w:i w:val="0"/>
                 <w:sz w:val="22"/>
               </w:rPr>
-              <w:t>6</w:t>
+              <w:t>5</w:t>
             </w:r>
           </w:p>
         </w:tc>

--- a/public/assets/files/niestacjonarne/PAI.docx
+++ b/public/assets/files/niestacjonarne/PAI.docx
@@ -1093,7 +1093,7 @@
                 <w:i w:val="0"/>
                 <w:sz w:val="22"/>
               </w:rPr>
-              <w:t>94</w:t>
+              <w:t>69</w:t>
             </w:r>
           </w:p>
         </w:tc>
@@ -1113,7 +1113,7 @@
                 <w:i w:val="0"/>
                 <w:sz w:val="22"/>
               </w:rPr>
-              <w:t>3.8</w:t>
+              <w:t>2.8</w:t>
             </w:r>
           </w:p>
         </w:tc>

--- a/public/assets/files/niestacjonarne/PAI.docx
+++ b/public/assets/files/niestacjonarne/PAI.docx
@@ -3255,7 +3255,7 @@
                 <w:i w:val="0"/>
                 <w:sz w:val="22"/>
               </w:rPr>
-              <w:t>K_W09</w:t>
+              <w:t>K_W14</w:t>
             </w:r>
           </w:p>
         </w:tc>
@@ -3293,7 +3293,7 @@
                 <w:i w:val="0"/>
                 <w:sz w:val="22"/>
               </w:rPr>
-              <w:t>kolokwium; ocena pracy podczas ćwiczenia; ocena sporządzonego oprogramowania; prezentacja projektu i dokumentacji</w:t>
+              <w:t>kolokwium</w:t>
             </w:r>
           </w:p>
         </w:tc>
@@ -3352,7 +3352,125 @@
                 <w:i w:val="0"/>
                 <w:sz w:val="22"/>
               </w:rPr>
-              <w:t>kolokwium; ocena pracy podczas ćwiczenia; ocena sporządzonego oprogramowania; prezentacja projektu i dokumentacji</w:t>
+              <w:t>kolokwium</w:t>
+            </w:r>
+          </w:p>
+        </w:tc>
+      </w:tr>
+      <w:tr>
+        <w:tc>
+          <w:tcPr>
+            <w:tcW w:type="dxa" w:w="3324"/>
+          </w:tcPr>
+          <w:p>
+            <w:pPr>
+              <w:spacing w:before="20" w:after="20"/>
+            </w:pPr>
+            <w:r>
+              <w:rPr>
+                <w:rFonts w:ascii="Aptos" w:hAnsi="Aptos"/>
+                <w:b w:val="0"/>
+                <w:i w:val="0"/>
+                <w:sz w:val="22"/>
+              </w:rPr>
+              <w:t>K_W21</w:t>
+            </w:r>
+          </w:p>
+        </w:tc>
+        <w:tc>
+          <w:tcPr>
+            <w:tcW w:type="dxa" w:w="3324"/>
+          </w:tcPr>
+          <w:p>
+            <w:pPr>
+              <w:spacing w:before="20" w:after="20"/>
+            </w:pPr>
+            <w:r>
+              <w:rPr>
+                <w:rFonts w:ascii="Aptos" w:hAnsi="Aptos"/>
+                <w:b w:val="0"/>
+                <w:i w:val="0"/>
+                <w:sz w:val="22"/>
+              </w:rPr>
+              <w:t>Student zna i rozumie podstawy SOA oraz typowe style integracji usług (API, komunikacja synchroniczna/asynchroniczna – zależnie od programu zajęć).</w:t>
+            </w:r>
+          </w:p>
+        </w:tc>
+        <w:tc>
+          <w:tcPr>
+            <w:tcW w:type="dxa" w:w="3324"/>
+          </w:tcPr>
+          <w:p>
+            <w:pPr>
+              <w:spacing w:before="20" w:after="20"/>
+            </w:pPr>
+            <w:r>
+              <w:rPr>
+                <w:rFonts w:ascii="Aptos" w:hAnsi="Aptos"/>
+                <w:b w:val="0"/>
+                <w:i w:val="0"/>
+                <w:sz w:val="22"/>
+              </w:rPr>
+              <w:t>kolokwium</w:t>
+            </w:r>
+          </w:p>
+        </w:tc>
+      </w:tr>
+      <w:tr>
+        <w:tc>
+          <w:tcPr>
+            <w:tcW w:type="dxa" w:w="3324"/>
+          </w:tcPr>
+          <w:p>
+            <w:pPr>
+              <w:spacing w:before="20" w:after="20"/>
+            </w:pPr>
+            <w:r>
+              <w:rPr>
+                <w:rFonts w:ascii="Aptos" w:hAnsi="Aptos"/>
+                <w:b w:val="0"/>
+                <w:i w:val="0"/>
+                <w:sz w:val="22"/>
+              </w:rPr>
+              <w:t>K_W23</w:t>
+            </w:r>
+          </w:p>
+        </w:tc>
+        <w:tc>
+          <w:tcPr>
+            <w:tcW w:type="dxa" w:w="3324"/>
+          </w:tcPr>
+          <w:p>
+            <w:pPr>
+              <w:spacing w:before="20" w:after="20"/>
+            </w:pPr>
+            <w:r>
+              <w:rPr>
+                <w:rFonts w:ascii="Aptos" w:hAnsi="Aptos"/>
+                <w:b w:val="0"/>
+                <w:i w:val="0"/>
+                <w:sz w:val="22"/>
+              </w:rPr>
+              <w:t>Student zna i rozumie mechanizmy uwierzytelniania i autoryzacji w aplikacjach internetowych, w tym OAuth 2.1 na poziomie koncepcji i przepływów.</w:t>
+            </w:r>
+          </w:p>
+        </w:tc>
+        <w:tc>
+          <w:tcPr>
+            <w:tcW w:type="dxa" w:w="3324"/>
+          </w:tcPr>
+          <w:p>
+            <w:pPr>
+              <w:spacing w:before="20" w:after="20"/>
+            </w:pPr>
+            <w:r>
+              <w:rPr>
+                <w:rFonts w:ascii="Aptos" w:hAnsi="Aptos"/>
+                <w:b w:val="0"/>
+                <w:i w:val="0"/>
+                <w:sz w:val="22"/>
+              </w:rPr>
+              <w:t>kolokwium</w:t>
             </w:r>
           </w:p>
         </w:tc>
@@ -3392,123 +3510,6 @@
                 <w:i w:val="0"/>
                 <w:sz w:val="22"/>
               </w:rPr>
-              <w:t>Student zna i rozumie podstawy SOA oraz typowe style integracji usług (API, komunikacja synchroniczna/asynchroniczna – zależnie od programu zajęć).</w:t>
-            </w:r>
-          </w:p>
-        </w:tc>
-        <w:tc>
-          <w:tcPr>
-            <w:tcW w:type="dxa" w:w="3324"/>
-          </w:tcPr>
-          <w:p>
-            <w:pPr>
-              <w:spacing w:before="20" w:after="20"/>
-            </w:pPr>
-            <w:r>
-              <w:rPr>
-                <w:rFonts w:ascii="Aptos" w:hAnsi="Aptos"/>
-                <w:b w:val="0"/>
-                <w:i w:val="0"/>
-                <w:sz w:val="22"/>
-              </w:rPr>
-              <w:t>kolokwium; ocena pracy podczas ćwiczenia; ocena sporządzonego oprogramowania; prezentacja projektu i dokumentacji</w:t>
-            </w:r>
-          </w:p>
-        </w:tc>
-      </w:tr>
-      <w:tr>
-        <w:tc>
-          <w:tcPr>
-            <w:tcW w:type="dxa" w:w="3324"/>
-          </w:tcPr>
-          <w:p>
-            <w:pPr>
-              <w:spacing w:before="20" w:after="20"/>
-            </w:pPr>
-            <w:r>
-              <w:rPr>
-                <w:rFonts w:ascii="Aptos" w:hAnsi="Aptos"/>
-                <w:b w:val="0"/>
-                <w:i w:val="0"/>
-                <w:sz w:val="22"/>
-              </w:rPr>
-              <w:t>K_W21</w:t>
-            </w:r>
-          </w:p>
-        </w:tc>
-        <w:tc>
-          <w:tcPr>
-            <w:tcW w:type="dxa" w:w="3324"/>
-          </w:tcPr>
-          <w:p>
-            <w:pPr>
-              <w:spacing w:before="20" w:after="20"/>
-            </w:pPr>
-            <w:r>
-              <w:rPr>
-                <w:rFonts w:ascii="Aptos" w:hAnsi="Aptos"/>
-                <w:b w:val="0"/>
-                <w:i w:val="0"/>
-                <w:sz w:val="22"/>
-              </w:rPr>
-              <w:t>Student zna i rozumie mechanizmy uwierzytelniania i autoryzacji w aplikacjach internetowych, w tym OAuth 2.1 na poziomie koncepcji i przepływów.</w:t>
-            </w:r>
-          </w:p>
-        </w:tc>
-        <w:tc>
-          <w:tcPr>
-            <w:tcW w:type="dxa" w:w="3324"/>
-          </w:tcPr>
-          <w:p>
-            <w:pPr>
-              <w:spacing w:before="20" w:after="20"/>
-            </w:pPr>
-            <w:r>
-              <w:rPr>
-                <w:rFonts w:ascii="Aptos" w:hAnsi="Aptos"/>
-                <w:b w:val="0"/>
-                <w:i w:val="0"/>
-                <w:sz w:val="22"/>
-              </w:rPr>
-              <w:t>kolokwium; ocena pracy podczas ćwiczenia; ocena sporządzonego oprogramowania; prezentacja projektu i dokumentacji</w:t>
-            </w:r>
-          </w:p>
-        </w:tc>
-      </w:tr>
-      <w:tr>
-        <w:tc>
-          <w:tcPr>
-            <w:tcW w:type="dxa" w:w="3324"/>
-          </w:tcPr>
-          <w:p>
-            <w:pPr>
-              <w:spacing w:before="20" w:after="20"/>
-            </w:pPr>
-            <w:r>
-              <w:rPr>
-                <w:rFonts w:ascii="Aptos" w:hAnsi="Aptos"/>
-                <w:b w:val="0"/>
-                <w:i w:val="0"/>
-                <w:sz w:val="22"/>
-              </w:rPr>
-            </w:r>
-          </w:p>
-        </w:tc>
-        <w:tc>
-          <w:tcPr>
-            <w:tcW w:type="dxa" w:w="3324"/>
-          </w:tcPr>
-          <w:p>
-            <w:pPr>
-              <w:spacing w:before="20" w:after="20"/>
-            </w:pPr>
-            <w:r>
-              <w:rPr>
-                <w:rFonts w:ascii="Aptos" w:hAnsi="Aptos"/>
-                <w:b w:val="0"/>
-                <w:i w:val="0"/>
-                <w:sz w:val="22"/>
-              </w:rPr>
               <w:t>Student zna i rozumie rolę testów integracyjnych i end-to-end w cyklu wytwarzania oraz podstawy automatyzacji w CI.</w:t>
             </w:r>
           </w:p>
@@ -3528,7 +3529,7 @@
                 <w:i w:val="0"/>
                 <w:sz w:val="22"/>
               </w:rPr>
-              <w:t>kolokwium; ocena pracy podczas ćwiczenia; ocena sporządzonego oprogramowania; prezentacja projektu i dokumentacji</w:t>
+              <w:t>kolokwium</w:t>
             </w:r>
           </w:p>
         </w:tc>
@@ -3654,7 +3655,7 @@
                 <w:i w:val="0"/>
                 <w:sz w:val="22"/>
               </w:rPr>
-              <w:t>K_U16</w:t>
+              <w:t>K_U24</w:t>
             </w:r>
           </w:p>
         </w:tc>
@@ -3692,7 +3693,184 @@
                 <w:i w:val="0"/>
                 <w:sz w:val="22"/>
               </w:rPr>
-              <w:t>kolokwium; ocena pracy podczas ćwiczenia; ocena sporządzonego oprogramowania; prezentacja projektu i dokumentacji</w:t>
+              <w:t>ocena pracy podczas ćwiczenia, ocena sporządzonego oprogramowania, prezentacja projektu i dokumentacji</w:t>
+            </w:r>
+          </w:p>
+        </w:tc>
+      </w:tr>
+      <w:tr>
+        <w:tc>
+          <w:tcPr>
+            <w:tcW w:type="dxa" w:w="3324"/>
+          </w:tcPr>
+          <w:p>
+            <w:pPr>
+              <w:spacing w:before="20" w:after="20"/>
+            </w:pPr>
+            <w:r>
+              <w:rPr>
+                <w:rFonts w:ascii="Aptos" w:hAnsi="Aptos"/>
+                <w:b w:val="0"/>
+                <w:i w:val="0"/>
+                <w:sz w:val="22"/>
+              </w:rPr>
+              <w:t>K_U24</w:t>
+            </w:r>
+          </w:p>
+        </w:tc>
+        <w:tc>
+          <w:tcPr>
+            <w:tcW w:type="dxa" w:w="3324"/>
+          </w:tcPr>
+          <w:p>
+            <w:pPr>
+              <w:spacing w:before="20" w:after="20"/>
+            </w:pPr>
+            <w:r>
+              <w:rPr>
+                <w:rFonts w:ascii="Aptos" w:hAnsi="Aptos"/>
+                <w:b w:val="0"/>
+                <w:i w:val="0"/>
+                <w:sz w:val="22"/>
+              </w:rPr>
+              <w:t>Student potrafi przygotować i zintegrować frontend z backendem poprzez API oraz zadbać o podstawowe aspekty bezpieczeństwa sesji/tokenów.</w:t>
+            </w:r>
+          </w:p>
+        </w:tc>
+        <w:tc>
+          <w:tcPr>
+            <w:tcW w:type="dxa" w:w="3324"/>
+          </w:tcPr>
+          <w:p>
+            <w:pPr>
+              <w:spacing w:before="20" w:after="20"/>
+            </w:pPr>
+            <w:r>
+              <w:rPr>
+                <w:rFonts w:ascii="Aptos" w:hAnsi="Aptos"/>
+                <w:b w:val="0"/>
+                <w:i w:val="0"/>
+                <w:sz w:val="22"/>
+              </w:rPr>
+              <w:t>ocena pracy podczas ćwiczenia, ocena sporządzonego oprogramowania, prezentacja projektu i dokumentacji</w:t>
+            </w:r>
+          </w:p>
+        </w:tc>
+      </w:tr>
+      <w:tr>
+        <w:tc>
+          <w:tcPr>
+            <w:tcW w:type="dxa" w:w="3324"/>
+          </w:tcPr>
+          <w:p>
+            <w:pPr>
+              <w:spacing w:before="20" w:after="20"/>
+            </w:pPr>
+            <w:r>
+              <w:rPr>
+                <w:rFonts w:ascii="Aptos" w:hAnsi="Aptos"/>
+                <w:b w:val="0"/>
+                <w:i w:val="0"/>
+                <w:sz w:val="22"/>
+              </w:rPr>
+              <w:t>K_U28</w:t>
+            </w:r>
+          </w:p>
+        </w:tc>
+        <w:tc>
+          <w:tcPr>
+            <w:tcW w:type="dxa" w:w="3324"/>
+          </w:tcPr>
+          <w:p>
+            <w:pPr>
+              <w:spacing w:before="20" w:after="20"/>
+            </w:pPr>
+            <w:r>
+              <w:rPr>
+                <w:rFonts w:ascii="Aptos" w:hAnsi="Aptos"/>
+                <w:b w:val="0"/>
+                <w:i w:val="0"/>
+                <w:sz w:val="22"/>
+              </w:rPr>
+              <w:t>Student potrafi zastosować OAuth 2.1 w aplikacji (konfiguracja i integracja po stronie aplikacji – zgodnie z założeniami kursu).</w:t>
+            </w:r>
+          </w:p>
+        </w:tc>
+        <w:tc>
+          <w:tcPr>
+            <w:tcW w:type="dxa" w:w="3324"/>
+          </w:tcPr>
+          <w:p>
+            <w:pPr>
+              <w:spacing w:before="20" w:after="20"/>
+            </w:pPr>
+            <w:r>
+              <w:rPr>
+                <w:rFonts w:ascii="Aptos" w:hAnsi="Aptos"/>
+                <w:b w:val="0"/>
+                <w:i w:val="0"/>
+                <w:sz w:val="22"/>
+              </w:rPr>
+              <w:t>ocena pracy podczas ćwiczenia, ocena sporządzonego oprogramowania, prezentacja projektu i dokumentacji</w:t>
+            </w:r>
+          </w:p>
+        </w:tc>
+      </w:tr>
+      <w:tr>
+        <w:tc>
+          <w:tcPr>
+            <w:tcW w:type="dxa" w:w="3324"/>
+          </w:tcPr>
+          <w:p>
+            <w:pPr>
+              <w:spacing w:before="20" w:after="20"/>
+            </w:pPr>
+            <w:r>
+              <w:rPr>
+                <w:rFonts w:ascii="Aptos" w:hAnsi="Aptos"/>
+                <w:b w:val="0"/>
+                <w:i w:val="0"/>
+                <w:sz w:val="22"/>
+              </w:rPr>
+              <w:t>K_U27</w:t>
+            </w:r>
+          </w:p>
+        </w:tc>
+        <w:tc>
+          <w:tcPr>
+            <w:tcW w:type="dxa" w:w="3324"/>
+          </w:tcPr>
+          <w:p>
+            <w:pPr>
+              <w:spacing w:before="20" w:after="20"/>
+            </w:pPr>
+            <w:r>
+              <w:rPr>
+                <w:rFonts w:ascii="Aptos" w:hAnsi="Aptos"/>
+                <w:b w:val="0"/>
+                <w:i w:val="0"/>
+                <w:sz w:val="22"/>
+              </w:rPr>
+              <w:t>Student potrafi przygotować środowisko uruchomieniowe w kontenerach (np. Docker + Compose), w tym zależności typu baza danych i usługi pomocnicze.</w:t>
+            </w:r>
+          </w:p>
+        </w:tc>
+        <w:tc>
+          <w:tcPr>
+            <w:tcW w:type="dxa" w:w="3324"/>
+          </w:tcPr>
+          <w:p>
+            <w:pPr>
+              <w:spacing w:before="20" w:after="20"/>
+            </w:pPr>
+            <w:r>
+              <w:rPr>
+                <w:rFonts w:ascii="Aptos" w:hAnsi="Aptos"/>
+                <w:b w:val="0"/>
+                <w:i w:val="0"/>
+                <w:sz w:val="22"/>
+              </w:rPr>
+              <w:t>ocena pracy podczas ćwiczenia, ocena sporządzonego oprogramowania, prezentacja projektu i dokumentacji</w:t>
             </w:r>
           </w:p>
         </w:tc>
@@ -3732,182 +3910,6 @@
                 <w:i w:val="0"/>
                 <w:sz w:val="22"/>
               </w:rPr>
-              <w:t>Student potrafi przygotować i zintegrować frontend z backendem poprzez API oraz zadbać o podstawowe aspekty bezpieczeństwa sesji/tokenów.</w:t>
-            </w:r>
-          </w:p>
-        </w:tc>
-        <w:tc>
-          <w:tcPr>
-            <w:tcW w:type="dxa" w:w="3324"/>
-          </w:tcPr>
-          <w:p>
-            <w:pPr>
-              <w:spacing w:before="20" w:after="20"/>
-            </w:pPr>
-            <w:r>
-              <w:rPr>
-                <w:rFonts w:ascii="Aptos" w:hAnsi="Aptos"/>
-                <w:b w:val="0"/>
-                <w:i w:val="0"/>
-                <w:sz w:val="22"/>
-              </w:rPr>
-              <w:t>kolokwium; ocena pracy podczas ćwiczenia; ocena sporządzonego oprogramowania; prezentacja projektu i dokumentacji</w:t>
-            </w:r>
-          </w:p>
-        </w:tc>
-      </w:tr>
-      <w:tr>
-        <w:tc>
-          <w:tcPr>
-            <w:tcW w:type="dxa" w:w="3324"/>
-          </w:tcPr>
-          <w:p>
-            <w:pPr>
-              <w:spacing w:before="20" w:after="20"/>
-            </w:pPr>
-            <w:r>
-              <w:rPr>
-                <w:rFonts w:ascii="Aptos" w:hAnsi="Aptos"/>
-                <w:b w:val="0"/>
-                <w:i w:val="0"/>
-                <w:sz w:val="22"/>
-              </w:rPr>
-              <w:t>K_U24</w:t>
-            </w:r>
-          </w:p>
-        </w:tc>
-        <w:tc>
-          <w:tcPr>
-            <w:tcW w:type="dxa" w:w="3324"/>
-          </w:tcPr>
-          <w:p>
-            <w:pPr>
-              <w:spacing w:before="20" w:after="20"/>
-            </w:pPr>
-            <w:r>
-              <w:rPr>
-                <w:rFonts w:ascii="Aptos" w:hAnsi="Aptos"/>
-                <w:b w:val="0"/>
-                <w:i w:val="0"/>
-                <w:sz w:val="22"/>
-              </w:rPr>
-              <w:t>Student potrafi zastosować OAuth 2.1 w aplikacji (konfiguracja i integracja po stronie aplikacji – zgodnie z założeniami kursu).</w:t>
-            </w:r>
-          </w:p>
-        </w:tc>
-        <w:tc>
-          <w:tcPr>
-            <w:tcW w:type="dxa" w:w="3324"/>
-          </w:tcPr>
-          <w:p>
-            <w:pPr>
-              <w:spacing w:before="20" w:after="20"/>
-            </w:pPr>
-            <w:r>
-              <w:rPr>
-                <w:rFonts w:ascii="Aptos" w:hAnsi="Aptos"/>
-                <w:b w:val="0"/>
-                <w:i w:val="0"/>
-                <w:sz w:val="22"/>
-              </w:rPr>
-              <w:t>kolokwium; ocena pracy podczas ćwiczenia; ocena sporządzonego oprogramowania; prezentacja projektu i dokumentacji</w:t>
-            </w:r>
-          </w:p>
-        </w:tc>
-      </w:tr>
-      <w:tr>
-        <w:tc>
-          <w:tcPr>
-            <w:tcW w:type="dxa" w:w="3324"/>
-          </w:tcPr>
-          <w:p>
-            <w:pPr>
-              <w:spacing w:before="20" w:after="20"/>
-            </w:pPr>
-            <w:r>
-              <w:rPr>
-                <w:rFonts w:ascii="Aptos" w:hAnsi="Aptos"/>
-                <w:b w:val="0"/>
-                <w:i w:val="0"/>
-                <w:sz w:val="22"/>
-              </w:rPr>
-              <w:t>K_U28</w:t>
-            </w:r>
-          </w:p>
-        </w:tc>
-        <w:tc>
-          <w:tcPr>
-            <w:tcW w:type="dxa" w:w="3324"/>
-          </w:tcPr>
-          <w:p>
-            <w:pPr>
-              <w:spacing w:before="20" w:after="20"/>
-            </w:pPr>
-            <w:r>
-              <w:rPr>
-                <w:rFonts w:ascii="Aptos" w:hAnsi="Aptos"/>
-                <w:b w:val="0"/>
-                <w:i w:val="0"/>
-                <w:sz w:val="22"/>
-              </w:rPr>
-              <w:t>Student potrafi przygotować środowisko uruchomieniowe w kontenerach (np. Docker + Compose), w tym zależności typu baza danych i usługi pomocnicze.</w:t>
-            </w:r>
-          </w:p>
-        </w:tc>
-        <w:tc>
-          <w:tcPr>
-            <w:tcW w:type="dxa" w:w="3324"/>
-          </w:tcPr>
-          <w:p>
-            <w:pPr>
-              <w:spacing w:before="20" w:after="20"/>
-            </w:pPr>
-            <w:r>
-              <w:rPr>
-                <w:rFonts w:ascii="Aptos" w:hAnsi="Aptos"/>
-                <w:b w:val="0"/>
-                <w:i w:val="0"/>
-                <w:sz w:val="22"/>
-              </w:rPr>
-              <w:t>kolokwium; ocena pracy podczas ćwiczenia; ocena sporządzonego oprogramowania; prezentacja projektu i dokumentacji</w:t>
-            </w:r>
-          </w:p>
-        </w:tc>
-      </w:tr>
-      <w:tr>
-        <w:tc>
-          <w:tcPr>
-            <w:tcW w:type="dxa" w:w="3324"/>
-          </w:tcPr>
-          <w:p>
-            <w:pPr>
-              <w:spacing w:before="20" w:after="20"/>
-            </w:pPr>
-            <w:r>
-              <w:rPr>
-                <w:rFonts w:ascii="Aptos" w:hAnsi="Aptos"/>
-                <w:b w:val="0"/>
-                <w:i w:val="0"/>
-                <w:sz w:val="22"/>
-              </w:rPr>
-            </w:r>
-          </w:p>
-        </w:tc>
-        <w:tc>
-          <w:tcPr>
-            <w:tcW w:type="dxa" w:w="3324"/>
-          </w:tcPr>
-          <w:p>
-            <w:pPr>
-              <w:spacing w:before="20" w:after="20"/>
-            </w:pPr>
-            <w:r>
-              <w:rPr>
-                <w:rFonts w:ascii="Aptos" w:hAnsi="Aptos"/>
-                <w:b w:val="0"/>
-                <w:i w:val="0"/>
-                <w:sz w:val="22"/>
-              </w:rPr>
               <w:t>Student potrafi napisać testy integracyjne dla kluczowych przypadków oraz testy E2E dla scenariuszy użytkownika i uruchamiać je automatycznie.</w:t>
             </w:r>
           </w:p>
@@ -3927,7 +3929,7 @@
                 <w:i w:val="0"/>
                 <w:sz w:val="22"/>
               </w:rPr>
-              <w:t>kolokwium; ocena pracy podczas ćwiczenia; ocena sporządzonego oprogramowania; prezentacja projektu i dokumentacji</w:t>
+              <w:t>ocena pracy podczas ćwiczenia, ocena sporządzonego oprogramowania, prezentacja projektu i dokumentacji</w:t>
             </w:r>
           </w:p>
         </w:tc>
@@ -4091,7 +4093,7 @@
                 <w:i w:val="0"/>
                 <w:sz w:val="22"/>
               </w:rPr>
-              <w:t>kolokwium; ocena pracy podczas ćwiczenia; ocena sporządzonego oprogramowania; prezentacja projektu i dokumentacji</w:t>
+              <w:t>ocena pracy podczas ćwiczenia, ocena sporządzonego oprogramowania, prezentacja projektu i dokumentacji</w:t>
             </w:r>
           </w:p>
         </w:tc>
@@ -4112,6 +4114,7 @@
                 <w:i w:val="0"/>
                 <w:sz w:val="22"/>
               </w:rPr>
+              <w:t>K_K05</w:t>
             </w:r>
           </w:p>
         </w:tc>
@@ -4149,7 +4152,7 @@
                 <w:i w:val="0"/>
                 <w:sz w:val="22"/>
               </w:rPr>
-              <w:t>kolokwium; ocena pracy podczas ćwiczenia; ocena sporządzonego oprogramowania; prezentacja projektu i dokumentacji</w:t>
+              <w:t>ocena pracy podczas ćwiczenia, ocena sporządzonego oprogramowania, prezentacja projektu i dokumentacji</w:t>
             </w:r>
           </w:p>
         </w:tc>

--- a/public/assets/files/niestacjonarne/PAI.docx
+++ b/public/assets/files/niestacjonarne/PAI.docx
@@ -315,7 +315,7 @@
                 <w:i w:val="0"/>
                 <w:sz w:val="22"/>
               </w:rPr>
-              <w:t>5</w:t>
+              <w:t>4</w:t>
             </w:r>
           </w:p>
         </w:tc>
@@ -841,7 +841,7 @@
                 <w:i w:val="0"/>
                 <w:sz w:val="22"/>
               </w:rPr>
-              <w:t>24</w:t>
+              <w:t>16</w:t>
             </w:r>
           </w:p>
         </w:tc>
@@ -861,7 +861,7 @@
                 <w:i w:val="0"/>
                 <w:sz w:val="22"/>
               </w:rPr>
-              <w:t>32</w:t>
+              <w:t>24</w:t>
             </w:r>
           </w:p>
         </w:tc>
@@ -1031,7 +1031,7 @@
                 <w:i w:val="0"/>
                 <w:sz w:val="22"/>
               </w:rPr>
-              <w:t>56</w:t>
+              <w:t>40</w:t>
             </w:r>
           </w:p>
         </w:tc>
@@ -1051,7 +1051,7 @@
                 <w:i w:val="0"/>
                 <w:sz w:val="22"/>
               </w:rPr>
-              <w:t>2.2</w:t>
+              <w:t>1.6</w:t>
             </w:r>
           </w:p>
         </w:tc>
@@ -1093,7 +1093,7 @@
                 <w:i w:val="0"/>
                 <w:sz w:val="22"/>
               </w:rPr>
-              <w:t>69</w:t>
+              <w:t>60</w:t>
             </w:r>
           </w:p>
         </w:tc>
@@ -1113,7 +1113,7 @@
                 <w:i w:val="0"/>
                 <w:sz w:val="22"/>
               </w:rPr>
-              <w:t>2.8</w:t>
+              <w:t>2.4</w:t>
             </w:r>
           </w:p>
         </w:tc>

--- a/public/assets/files/niestacjonarne/PAI.docx
+++ b/public/assets/files/niestacjonarne/PAI.docx
@@ -2079,14 +2079,13 @@
       </w:tblPr>
       <w:tblGrid>
         <w:gridCol w:w="680"/>
-        <w:gridCol w:w="4536"/>
-        <w:gridCol w:w="4252"/>
+        <w:gridCol w:w="8788"/>
       </w:tblGrid>
       <w:tr>
         <w:tc>
           <w:tcPr>
             <w:tcW w:type="dxa" w:w="9468"/>
-            <w:gridSpan w:val="3"/>
+            <w:gridSpan w:val="2"/>
             <w:shd w:val="clear" w:color="auto" w:fill="D9D9D9"/>
           </w:tcPr>
           <w:p>
@@ -2128,7 +2127,7 @@
         </w:tc>
         <w:tc>
           <w:tcPr>
-            <w:tcW w:type="dxa" w:w="4536"/>
+            <w:tcW w:type="dxa" w:w="8788"/>
             <w:shd w:val="clear" w:color="auto" w:fill="D9D9D9"/>
           </w:tcPr>
           <w:p>
@@ -2142,27 +2141,7 @@
                 <w:i w:val="0"/>
                 <w:sz w:val="16"/>
               </w:rPr>
-              <w:t>Wykład</w:t>
-            </w:r>
-          </w:p>
-        </w:tc>
-        <w:tc>
-          <w:tcPr>
-            <w:tcW w:type="dxa" w:w="4252"/>
-            <w:shd w:val="clear" w:color="auto" w:fill="D9D9D9"/>
-          </w:tcPr>
-          <w:p>
-            <w:pPr>
-              <w:spacing w:before="20" w:after="20"/>
-            </w:pPr>
-            <w:r>
-              <w:rPr>
-                <w:rFonts w:ascii="Aptos" w:hAnsi="Aptos"/>
-                <w:b/>
-                <w:i w:val="0"/>
-                <w:sz w:val="16"/>
-              </w:rPr>
-              <w:t>Ćwiczenia / Laboratorium / Pracownia</w:t>
+              <w:t>Treści programowe</w:t>
             </w:r>
           </w:p>
         </w:tc>
@@ -2189,7 +2168,7 @@
         </w:tc>
         <w:tc>
           <w:tcPr>
-            <w:tcW w:type="dxa" w:w="4536"/>
+            <w:tcW w:type="dxa" w:w="8788"/>
           </w:tcPr>
           <w:p>
             <w:pPr>
@@ -2203,24 +2182,6 @@
                 <w:sz w:val="22"/>
               </w:rPr>
               <w:t>Wprowadzenie do aplikacji internetowych: backend vs frontend, kontrakty API, podstawy jakości i utrzymania.</w:t>
-            </w:r>
-          </w:p>
-        </w:tc>
-        <w:tc>
-          <w:tcPr>
-            <w:tcW w:type="dxa" w:w="4252"/>
-          </w:tcPr>
-          <w:p>
-            <w:pPr>
-              <w:spacing w:before="20" w:after="20"/>
-            </w:pPr>
-            <w:r>
-              <w:rPr>
-                <w:rFonts w:ascii="Aptos" w:hAnsi="Aptos"/>
-                <w:b w:val="0"/>
-                <w:i w:val="0"/>
-                <w:sz w:val="22"/>
-              </w:rPr>
             </w:r>
           </w:p>
         </w:tc>
@@ -2247,7 +2208,7 @@
         </w:tc>
         <w:tc>
           <w:tcPr>
-            <w:tcW w:type="dxa" w:w="4536"/>
+            <w:tcW w:type="dxa" w:w="8788"/>
           </w:tcPr>
           <w:p>
             <w:pPr>
@@ -2261,24 +2222,6 @@
                 <w:sz w:val="22"/>
               </w:rPr>
               <w:t>DDD w praktyce: język ubiquitous, model domenowy, agregaty, invariants, repozytoria, domena vs aplikacja vs infrastruktura.</w:t>
-            </w:r>
-          </w:p>
-        </w:tc>
-        <w:tc>
-          <w:tcPr>
-            <w:tcW w:type="dxa" w:w="4252"/>
-          </w:tcPr>
-          <w:p>
-            <w:pPr>
-              <w:spacing w:before="20" w:after="20"/>
-            </w:pPr>
-            <w:r>
-              <w:rPr>
-                <w:rFonts w:ascii="Aptos" w:hAnsi="Aptos"/>
-                <w:b w:val="0"/>
-                <w:i w:val="0"/>
-                <w:sz w:val="22"/>
-              </w:rPr>
             </w:r>
           </w:p>
         </w:tc>
@@ -2305,7 +2248,7 @@
         </w:tc>
         <w:tc>
           <w:tcPr>
-            <w:tcW w:type="dxa" w:w="4536"/>
+            <w:tcW w:type="dxa" w:w="8788"/>
           </w:tcPr>
           <w:p>
             <w:pPr>
@@ -2319,24 +2262,6 @@
                 <w:sz w:val="22"/>
               </w:rPr>
               <w:t>Architektura oktogonalna: porty i adaptery, granice odpowiedzialności, kierunek zależności, testowalność.</w:t>
-            </w:r>
-          </w:p>
-        </w:tc>
-        <w:tc>
-          <w:tcPr>
-            <w:tcW w:type="dxa" w:w="4252"/>
-          </w:tcPr>
-          <w:p>
-            <w:pPr>
-              <w:spacing w:before="20" w:after="20"/>
-            </w:pPr>
-            <w:r>
-              <w:rPr>
-                <w:rFonts w:ascii="Aptos" w:hAnsi="Aptos"/>
-                <w:b w:val="0"/>
-                <w:i w:val="0"/>
-                <w:sz w:val="22"/>
-              </w:rPr>
             </w:r>
           </w:p>
         </w:tc>
@@ -2363,7 +2288,7 @@
         </w:tc>
         <w:tc>
           <w:tcPr>
-            <w:tcW w:type="dxa" w:w="4536"/>
+            <w:tcW w:type="dxa" w:w="8788"/>
           </w:tcPr>
           <w:p>
             <w:pPr>
@@ -2377,24 +2302,6 @@
                 <w:sz w:val="22"/>
               </w:rPr>
               <w:t>Wstęp do SOA: rozbicie na usługi, kontrakty, wersjonowanie API, spójność danych i integracja usług.</w:t>
-            </w:r>
-          </w:p>
-        </w:tc>
-        <w:tc>
-          <w:tcPr>
-            <w:tcW w:type="dxa" w:w="4252"/>
-          </w:tcPr>
-          <w:p>
-            <w:pPr>
-              <w:spacing w:before="20" w:after="20"/>
-            </w:pPr>
-            <w:r>
-              <w:rPr>
-                <w:rFonts w:ascii="Aptos" w:hAnsi="Aptos"/>
-                <w:b w:val="0"/>
-                <w:i w:val="0"/>
-                <w:sz w:val="22"/>
-              </w:rPr>
             </w:r>
           </w:p>
         </w:tc>
@@ -2421,7 +2328,7 @@
         </w:tc>
         <w:tc>
           <w:tcPr>
-            <w:tcW w:type="dxa" w:w="4536"/>
+            <w:tcW w:type="dxa" w:w="8788"/>
           </w:tcPr>
           <w:p>
             <w:pPr>
@@ -2435,24 +2342,6 @@
                 <w:sz w:val="22"/>
               </w:rPr>
               <w:t>Bezpieczeństwo i autoryzacja: wprowadzenie do OAuth 2.1, tokeny, scenariusze integracyjne (w zakresie kursu).</w:t>
-            </w:r>
-          </w:p>
-        </w:tc>
-        <w:tc>
-          <w:tcPr>
-            <w:tcW w:type="dxa" w:w="4252"/>
-          </w:tcPr>
-          <w:p>
-            <w:pPr>
-              <w:spacing w:before="20" w:after="20"/>
-            </w:pPr>
-            <w:r>
-              <w:rPr>
-                <w:rFonts w:ascii="Aptos" w:hAnsi="Aptos"/>
-                <w:b w:val="0"/>
-                <w:i w:val="0"/>
-                <w:sz w:val="22"/>
-              </w:rPr>
             </w:r>
           </w:p>
         </w:tc>
@@ -2479,7 +2368,7 @@
         </w:tc>
         <w:tc>
           <w:tcPr>
-            <w:tcW w:type="dxa" w:w="4536"/>
+            <w:tcW w:type="dxa" w:w="8788"/>
           </w:tcPr>
           <w:p>
             <w:pPr>
@@ -2493,24 +2382,6 @@
                 <w:sz w:val="22"/>
               </w:rPr>
               <w:t>Konteneryzacja: Docker, obrazy, sieci, wolumeny, docker-compose; uruchamianie pełnego środowiska projektu.</w:t>
-            </w:r>
-          </w:p>
-        </w:tc>
-        <w:tc>
-          <w:tcPr>
-            <w:tcW w:type="dxa" w:w="4252"/>
-          </w:tcPr>
-          <w:p>
-            <w:pPr>
-              <w:spacing w:before="20" w:after="20"/>
-            </w:pPr>
-            <w:r>
-              <w:rPr>
-                <w:rFonts w:ascii="Aptos" w:hAnsi="Aptos"/>
-                <w:b w:val="0"/>
-                <w:i w:val="0"/>
-                <w:sz w:val="22"/>
-              </w:rPr>
             </w:r>
           </w:p>
         </w:tc>
@@ -2537,7 +2408,7 @@
         </w:tc>
         <w:tc>
           <w:tcPr>
-            <w:tcW w:type="dxa" w:w="4536"/>
+            <w:tcW w:type="dxa" w:w="8788"/>
           </w:tcPr>
           <w:p>
             <w:pPr>
@@ -2551,24 +2422,6 @@
                 <w:sz w:val="22"/>
               </w:rPr>
               <w:t>Budowa backendu: warstwy, API, walidacja, obsługa błędów, persystencja danych; integracja z innymi usługami (wg programu).</w:t>
-            </w:r>
-          </w:p>
-        </w:tc>
-        <w:tc>
-          <w:tcPr>
-            <w:tcW w:type="dxa" w:w="4252"/>
-          </w:tcPr>
-          <w:p>
-            <w:pPr>
-              <w:spacing w:before="20" w:after="20"/>
-            </w:pPr>
-            <w:r>
-              <w:rPr>
-                <w:rFonts w:ascii="Aptos" w:hAnsi="Aptos"/>
-                <w:b w:val="0"/>
-                <w:i w:val="0"/>
-                <w:sz w:val="22"/>
-              </w:rPr>
             </w:r>
           </w:p>
         </w:tc>
@@ -2595,7 +2448,7 @@
         </w:tc>
         <w:tc>
           <w:tcPr>
-            <w:tcW w:type="dxa" w:w="4536"/>
+            <w:tcW w:type="dxa" w:w="8788"/>
           </w:tcPr>
           <w:p>
             <w:pPr>
@@ -2609,24 +2462,6 @@
                 <w:sz w:val="22"/>
               </w:rPr>
               <w:t>Budowa frontendu: podstawy architektury aplikacji klienckiej, integracja z API, zarządzanie stanem, obsługa błędów.</w:t>
-            </w:r>
-          </w:p>
-        </w:tc>
-        <w:tc>
-          <w:tcPr>
-            <w:tcW w:type="dxa" w:w="4252"/>
-          </w:tcPr>
-          <w:p>
-            <w:pPr>
-              <w:spacing w:before="20" w:after="20"/>
-            </w:pPr>
-            <w:r>
-              <w:rPr>
-                <w:rFonts w:ascii="Aptos" w:hAnsi="Aptos"/>
-                <w:b w:val="0"/>
-                <w:i w:val="0"/>
-                <w:sz w:val="22"/>
-              </w:rPr>
             </w:r>
           </w:p>
         </w:tc>
@@ -2653,7 +2488,7 @@
         </w:tc>
         <w:tc>
           <w:tcPr>
-            <w:tcW w:type="dxa" w:w="4536"/>
+            <w:tcW w:type="dxa" w:w="8788"/>
           </w:tcPr>
           <w:p>
             <w:pPr>
@@ -2667,24 +2502,6 @@
                 <w:sz w:val="22"/>
               </w:rPr>
               <w:t>Testy integracyjne: strategia testów, testy kontraktów/warstw, uruchamianie z zależnościami (np. kontenery).</w:t>
-            </w:r>
-          </w:p>
-        </w:tc>
-        <w:tc>
-          <w:tcPr>
-            <w:tcW w:type="dxa" w:w="4252"/>
-          </w:tcPr>
-          <w:p>
-            <w:pPr>
-              <w:spacing w:before="20" w:after="20"/>
-            </w:pPr>
-            <w:r>
-              <w:rPr>
-                <w:rFonts w:ascii="Aptos" w:hAnsi="Aptos"/>
-                <w:b w:val="0"/>
-                <w:i w:val="0"/>
-                <w:sz w:val="22"/>
-              </w:rPr>
             </w:r>
           </w:p>
         </w:tc>
@@ -2711,7 +2528,7 @@
         </w:tc>
         <w:tc>
           <w:tcPr>
-            <w:tcW w:type="dxa" w:w="4536"/>
+            <w:tcW w:type="dxa" w:w="8788"/>
           </w:tcPr>
           <w:p>
             <w:pPr>
@@ -2725,24 +2542,6 @@
                 <w:sz w:val="22"/>
               </w:rPr>
               <w:t>Testy end-to-end: scenariusze użytkownika, automatyzacja uruchomienia środowiska i testów.</w:t>
-            </w:r>
-          </w:p>
-        </w:tc>
-        <w:tc>
-          <w:tcPr>
-            <w:tcW w:type="dxa" w:w="4252"/>
-          </w:tcPr>
-          <w:p>
-            <w:pPr>
-              <w:spacing w:before="20" w:after="20"/>
-            </w:pPr>
-            <w:r>
-              <w:rPr>
-                <w:rFonts w:ascii="Aptos" w:hAnsi="Aptos"/>
-                <w:b w:val="0"/>
-                <w:i w:val="0"/>
-                <w:sz w:val="22"/>
-              </w:rPr>
             </w:r>
           </w:p>
         </w:tc>
@@ -2769,7 +2568,7 @@
         </w:tc>
         <w:tc>
           <w:tcPr>
-            <w:tcW w:type="dxa" w:w="4536"/>
+            <w:tcW w:type="dxa" w:w="8788"/>
           </w:tcPr>
           <w:p>
             <w:pPr>
@@ -2783,24 +2582,6 @@
                 <w:sz w:val="22"/>
               </w:rPr>
               <w:t>Elementy procesu wytwarzania: Git flow / PR, code review, podstawy CI (pipeline uruchamiający testy).</w:t>
-            </w:r>
-          </w:p>
-        </w:tc>
-        <w:tc>
-          <w:tcPr>
-            <w:tcW w:type="dxa" w:w="4252"/>
-          </w:tcPr>
-          <w:p>
-            <w:pPr>
-              <w:spacing w:before="20" w:after="20"/>
-            </w:pPr>
-            <w:r>
-              <w:rPr>
-                <w:rFonts w:ascii="Aptos" w:hAnsi="Aptos"/>
-                <w:b w:val="0"/>
-                <w:i w:val="0"/>
-                <w:sz w:val="22"/>
-              </w:rPr>
             </w:r>
           </w:p>
         </w:tc>
@@ -2827,7 +2608,7 @@
         </w:tc>
         <w:tc>
           <w:tcPr>
-            <w:tcW w:type="dxa" w:w="4536"/>
+            <w:tcW w:type="dxa" w:w="8788"/>
           </w:tcPr>
           <w:p>
             <w:pPr>
@@ -2841,24 +2622,6 @@
                 <w:sz w:val="22"/>
               </w:rPr>
               <w:t>Projekt zaliczeniowy: iteracyjna realizacja funkcji, dopięcie architektury, testów i uruchamiania w kontenerach.</w:t>
-            </w:r>
-          </w:p>
-        </w:tc>
-        <w:tc>
-          <w:tcPr>
-            <w:tcW w:type="dxa" w:w="4252"/>
-          </w:tcPr>
-          <w:p>
-            <w:pPr>
-              <w:spacing w:before="20" w:after="20"/>
-            </w:pPr>
-            <w:r>
-              <w:rPr>
-                <w:rFonts w:ascii="Aptos" w:hAnsi="Aptos"/>
-                <w:b w:val="0"/>
-                <w:i w:val="0"/>
-                <w:sz w:val="22"/>
-              </w:rPr>
             </w:r>
           </w:p>
         </w:tc>
